--- a/Docs/Project 3 - Final Automation Test Report - Devangbhai & Meet.docx
+++ b/Docs/Project 3 - Final Automation Test Report - Devangbhai & Meet.docx
@@ -21,13 +21,13 @@
         <w:t xml:space="preserve">Assignment III (Phase 3: Automation Testing)</w:t>
       </w:r>
     </w:p>
-    <w:bookmarkStart w:id="11" w:name="final-automation-test-report"/>
+    <w:bookmarkStart w:id="10" w:name="X715df12522d4a840be2f92b3edefa6ea067c64d"/>
     <w:p>
       <w:pPr>
         <w:pStyle w:val="Heading2"/>
       </w:pPr>
       <w:r>
-        <w:t xml:space="preserve">Final Automation Test Report</w:t>
+        <w:t xml:space="preserve">Deliverable 3: Final Automation Test Report</w:t>
       </w:r>
     </w:p>
     <w:p>
@@ -44,14 +44,9 @@
       <w:r>
         <w:t xml:space="preserve"> </w:t>
       </w:r>
-      <w:hyperlink r:id="rId10">
-        <w:r>
-          <w:rPr>
-            <w:rStyle w:val="Hyperlink"/>
-          </w:rPr>
-          <w:t xml:space="preserve">SauceDemo (Swag Labs)</w:t>
-        </w:r>
-      </w:hyperlink>
+      <w:r>
+        <w:t xml:space="preserve">SauceDemo (Swag Labs) - https://www.saucedemo.com/</w:t>
+      </w:r>
       <w:r>
         <w:br/>
       </w:r>
@@ -108,13 +103,13 @@
           <w:b/>
           <w:bCs/>
         </w:rPr>
-        <w:t xml:space="preserve">Institution:</w:t>
-      </w:r>
-      <w:r>
-        <w:t xml:space="preserve"> </w:t>
-      </w:r>
-      <w:r>
-        <w:t xml:space="preserve">Algonquin College – School of Advanced Technology</w:t>
+        <w:t xml:space="preserve">Academic Term:</w:t>
+      </w:r>
+      <w:r>
+        <w:t xml:space="preserve"> </w:t>
+      </w:r>
+      <w:r>
+        <w:t xml:space="preserve">Summer 2026</w:t>
       </w:r>
       <w:r>
         <w:br/>
@@ -124,29 +119,29 @@
           <w:b/>
           <w:bCs/>
         </w:rPr>
-        <w:t xml:space="preserve">Date:</w:t>
-      </w:r>
-      <w:r>
-        <w:t xml:space="preserve"> </w:t>
-      </w:r>
-      <w:r>
-        <w:t xml:space="preserve">August 2026 |</w:t>
-      </w:r>
-      <w:r>
-        <w:t xml:space="preserve"> </w:t>
+        <w:t xml:space="preserve">Institution:</w:t>
+      </w:r>
+      <w:r>
+        <w:t xml:space="preserve"> </w:t>
+      </w:r>
+      <w:r>
+        <w:t xml:space="preserve">Algonquin College – School of Advanced Technology</w:t>
+      </w:r>
+      <w:r>
+        <w:br/>
       </w:r>
       <w:r>
         <w:rPr>
           <w:b/>
           <w:bCs/>
         </w:rPr>
-        <w:t xml:space="preserve">Academic Term:</w:t>
-      </w:r>
-      <w:r>
-        <w:t xml:space="preserve"> </w:t>
-      </w:r>
-      <w:r>
-        <w:t xml:space="preserve">Summer 2026</w:t>
+        <w:t xml:space="preserve">Repository:</w:t>
+      </w:r>
+      <w:r>
+        <w:t xml:space="preserve"> </w:t>
+      </w:r>
+      <w:r>
+        <w:t xml:space="preserve">https://github.com/MeetAhalpara/QA-Test-Automation</w:t>
       </w:r>
     </w:p>
     <w:p>
@@ -156,8 +151,8 @@
         </w:pict>
       </w:r>
     </w:p>
-    <w:bookmarkEnd w:id="11"/>
-    <w:bookmarkStart w:id="14" w:name="executive-summary"/>
+    <w:bookmarkEnd w:id="10"/>
+    <w:bookmarkStart w:id="13" w:name="executive-summary"/>
     <w:p>
       <w:pPr>
         <w:pStyle w:val="Heading2"/>
@@ -171,58 +166,10 @@
         <w:pStyle w:val="FirstParagraph"/>
       </w:pPr>
       <w:r>
-        <w:t xml:space="preserve">This</w:t>
-      </w:r>
-      <w:r>
-        <w:t xml:space="preserve"> </w:t>
-      </w:r>
-      <w:r>
-        <w:rPr>
-          <w:b/>
-          <w:bCs/>
-        </w:rPr>
-        <w:t xml:space="preserve">Final Automation Test Report</w:t>
-      </w:r>
-      <w:r>
-        <w:t xml:space="preserve"> </w:t>
-      </w:r>
-      <w:r>
-        <w:t xml:space="preserve">represents the culmination of</w:t>
-      </w:r>
-      <w:r>
-        <w:t xml:space="preserve"> </w:t>
-      </w:r>
-      <w:r>
-        <w:rPr>
-          <w:b/>
-          <w:bCs/>
-        </w:rPr>
-        <w:t xml:space="preserve">Assignment III (Phase 3: Automation Testing)</w:t>
-      </w:r>
-      <w:r>
-        <w:t xml:space="preserve"> </w:t>
-      </w:r>
-      <w:r>
-        <w:t xml:space="preserve">for the</w:t>
-      </w:r>
-      <w:r>
-        <w:t xml:space="preserve"> </w:t>
-      </w:r>
-      <w:r>
-        <w:rPr>
-          <w:b/>
-          <w:bCs/>
-        </w:rPr>
-        <w:t xml:space="preserve">SauceDemo (Swag Labs)</w:t>
-      </w:r>
-      <w:r>
-        <w:t xml:space="preserve"> </w:t>
-      </w:r>
-      <w:r>
-        <w:t xml:space="preserve">e-commerce web application.</w:t>
-      </w:r>
-    </w:p>
-    <w:bookmarkStart w:id="12" w:name="project-evolution-across-three-phases"/>
+        <w:t xml:space="preserve">This Final Automation Test Report represents the culmination of Assignment III (Phase 3: Automation Testing) for the SauceDemo (Swag Labs) e-commerce web application.</w:t>
+      </w:r>
+    </w:p>
+    <w:bookmarkStart w:id="11" w:name="project-evolution-across-three-phases"/>
     <w:p>
       <w:pPr>
         <w:pStyle w:val="Heading3"/>
@@ -320,20 +267,7 @@
         <w:t xml:space="preserve">TC-14</w:t>
       </w:r>
       <w:r>
-        <w:t xml:space="preserve">), achieving an</w:t>
-      </w:r>
-      <w:r>
-        <w:t xml:space="preserve"> </w:t>
-      </w:r>
-      <w:r>
-        <w:rPr>
-          <w:b/>
-          <w:bCs/>
-        </w:rPr>
-        <w:t xml:space="preserve">85.7% pass rate (12 passed, 2 failed)</w:t>
-      </w:r>
-      <w:r>
-        <w:t xml:space="preserve">. Two functional defects were formally documented:</w:t>
+        <w:t xml:space="preserve">), achieving an 85.7% pass rate (12 passed, 2 failed). Two functional defects were formally documented:</w:t>
       </w:r>
     </w:p>
     <w:p>
@@ -345,27 +279,7 @@
         </w:numPr>
       </w:pPr>
       <w:r>
-        <w:rPr>
-          <w:b/>
-          <w:bCs/>
-        </w:rPr>
-        <w:t xml:space="preserve">Defect D-01 (High):</w:t>
-      </w:r>
-      <w:r>
-        <w:t xml:space="preserve"> </w:t>
-      </w:r>
-      <w:r>
-        <w:rPr>
-          <w:i/>
-          <w:iCs/>
-        </w:rPr>
-        <w:t xml:space="preserve">Empty Cart Checkout Allowed</w:t>
-      </w:r>
-      <w:r>
-        <w:t xml:space="preserve"> </w:t>
-      </w:r>
-      <w:r>
-        <w:t xml:space="preserve">— Users can proceed to checkout with zero products in the cart.</w:t>
+        <w:t xml:space="preserve">Defect D-01 (High): Empty Cart Checkout Allowed - Users can proceed to checkout with zero products in the cart.</w:t>
       </w:r>
     </w:p>
     <w:p>
@@ -377,27 +291,7 @@
         </w:numPr>
       </w:pPr>
       <w:r>
-        <w:rPr>
-          <w:b/>
-          <w:bCs/>
-        </w:rPr>
-        <w:t xml:space="preserve">Defect D-02 (Medium):</w:t>
-      </w:r>
-      <w:r>
-        <w:t xml:space="preserve"> </w:t>
-      </w:r>
-      <w:r>
-        <w:rPr>
-          <w:i/>
-          <w:iCs/>
-        </w:rPr>
-        <w:t xml:space="preserve">Weak Customer Information Input Validation</w:t>
-      </w:r>
-      <w:r>
-        <w:t xml:space="preserve"> </w:t>
-      </w:r>
-      <w:r>
-        <w:t xml:space="preserve">— Checkout forms accept single-character inputs without format constraints.</w:t>
+        <w:t xml:space="preserve">Defect D-02 (Medium): Weak Customer Information Input Validation - Checkout forms accept single-character inputs without format constraints.</w:t>
       </w:r>
     </w:p>
     <w:p>
@@ -413,88 +307,17 @@
           <w:b/>
           <w:bCs/>
         </w:rPr>
-        <w:t xml:space="preserve">Phase 3 (Automation Framework &amp; Test Implementation - Current Phase):</w:t>
+        <w:t xml:space="preserve">Phase 3 (Automation Framework &amp; Test Implementation):</w:t>
       </w:r>
       <w:r>
         <w:br/>
       </w:r>
       <w:r>
-        <w:t xml:space="preserve">Successfully developed an enterprise-grade automated regression testing suite using</w:t>
-      </w:r>
-      <w:r>
-        <w:t xml:space="preserve"> </w:t>
-      </w:r>
-      <w:r>
-        <w:rPr>
-          <w:b/>
-          <w:bCs/>
-        </w:rPr>
-        <w:t xml:space="preserve">Python 3.11</w:t>
-      </w:r>
-      <w:r>
-        <w:t xml:space="preserve">,</w:t>
-      </w:r>
-      <w:r>
-        <w:t xml:space="preserve"> </w:t>
-      </w:r>
-      <w:r>
-        <w:rPr>
-          <w:b/>
-          <w:bCs/>
-        </w:rPr>
-        <w:t xml:space="preserve">Selenium WebDriver</w:t>
-      </w:r>
-      <w:r>
-        <w:t xml:space="preserve"> </w:t>
-      </w:r>
-      <w:r>
-        <w:t xml:space="preserve">structured under the</w:t>
-      </w:r>
-      <w:r>
-        <w:t xml:space="preserve"> </w:t>
-      </w:r>
-      <w:r>
-        <w:rPr>
-          <w:b/>
-          <w:bCs/>
-        </w:rPr>
-        <w:t xml:space="preserve">Page Object Model (POM)</w:t>
-      </w:r>
-      <w:r>
-        <w:t xml:space="preserve"> </w:t>
-      </w:r>
-      <w:r>
-        <w:t xml:space="preserve">design pattern,</w:t>
-      </w:r>
-      <w:r>
-        <w:t xml:space="preserve"> </w:t>
-      </w:r>
-      <w:r>
-        <w:rPr>
-          <w:b/>
-          <w:bCs/>
-        </w:rPr>
-        <w:t xml:space="preserve">Pytest</w:t>
-      </w:r>
-      <w:r>
-        <w:t xml:space="preserve">, and</w:t>
-      </w:r>
-      <w:r>
-        <w:t xml:space="preserve"> </w:t>
-      </w:r>
-      <w:r>
-        <w:rPr>
-          <w:b/>
-          <w:bCs/>
-        </w:rPr>
-        <w:t xml:space="preserve">Robot Framework</w:t>
-      </w:r>
-      <w:r>
-        <w:t xml:space="preserve">.</w:t>
-      </w:r>
-    </w:p>
-    <w:bookmarkEnd w:id="12"/>
-    <w:bookmarkStart w:id="13" w:name="key-automation-outcomes"/>
+        <w:t xml:space="preserve">Successfully developed an enterprise-grade automated regression testing suite using Python 3.11, Selenium WebDriver structured under the Page Object Model (POM) design pattern, Pytest, and Robot Framework.</w:t>
+      </w:r>
+    </w:p>
+    <w:bookmarkEnd w:id="11"/>
+    <w:bookmarkStart w:id="12" w:name="key-automation-outcomes"/>
     <w:p>
       <w:pPr>
         <w:pStyle w:val="Heading3"/>
@@ -512,17 +335,7 @@
         </w:numPr>
       </w:pPr>
       <w:r>
-        <w:rPr>
-          <w:b/>
-          <w:bCs/>
-        </w:rPr>
-        <w:t xml:space="preserve">Total Test Scenarios Automated:</w:t>
-      </w:r>
-      <w:r>
-        <w:t xml:space="preserve"> </w:t>
-      </w:r>
-      <w:r>
-        <w:t xml:space="preserve">22 Selenium test scenarios + 14 Robot Framework test cases.</w:t>
+        <w:t xml:space="preserve">Total Test Scenarios Automated: 22 Selenium test scenarios + 14 Robot Framework test cases.</w:t>
       </w:r>
     </w:p>
     <w:p>
@@ -534,24 +347,7 @@
         </w:numPr>
       </w:pPr>
       <w:r>
-        <w:rPr>
-          <w:b/>
-          <w:bCs/>
-        </w:rPr>
-        <w:t xml:space="preserve">Pass Rate:</w:t>
-      </w:r>
-      <w:r>
-        <w:t xml:space="preserve"> </w:t>
-      </w:r>
-      <w:r>
-        <w:rPr>
-          <w:b/>
-          <w:bCs/>
-        </w:rPr>
-        <w:t xml:space="preserve">100% Pass Rate (36/36 tests passing cleanly across both frameworks)</w:t>
-      </w:r>
-      <w:r>
-        <w:t xml:space="preserve">.</w:t>
+        <w:t xml:space="preserve">Pass Rate: 100% Pass Rate (36/36 tests passing cleanly across both frameworks).</w:t>
       </w:r>
     </w:p>
     <w:p>
@@ -563,62 +359,7 @@
         </w:numPr>
       </w:pPr>
       <w:r>
-        <w:rPr>
-          <w:b/>
-          <w:bCs/>
-        </w:rPr>
-        <w:t xml:space="preserve">Execution Efficiency:</w:t>
-      </w:r>
-      <w:r>
-        <w:t xml:space="preserve"> </w:t>
-      </w:r>
-      <w:r>
-        <w:t xml:space="preserve">Automated execution reduced total regression cycle time from</w:t>
-      </w:r>
-      <w:r>
-        <w:t xml:space="preserve"> </w:t>
-      </w:r>
-      <w:r>
-        <w:rPr>
-          <w:b/>
-          <w:bCs/>
-        </w:rPr>
-        <w:t xml:space="preserve">18 minutes (1,080 seconds)</w:t>
-      </w:r>
-      <w:r>
-        <w:t xml:space="preserve"> </w:t>
-      </w:r>
-      <w:r>
-        <w:t xml:space="preserve">down to</w:t>
-      </w:r>
-      <w:r>
-        <w:t xml:space="preserve"> </w:t>
-      </w:r>
-      <w:r>
-        <w:rPr>
-          <w:b/>
-          <w:bCs/>
-        </w:rPr>
-        <w:t xml:space="preserve">1 minute 50 seconds (110.58 seconds)</w:t>
-      </w:r>
-      <w:r>
-        <w:t xml:space="preserve"> </w:t>
-      </w:r>
-      <w:r>
-        <w:t xml:space="preserve">—</w:t>
-      </w:r>
-      <w:r>
-        <w:t xml:space="preserve"> </w:t>
-      </w:r>
-      <w:r>
-        <w:rPr>
-          <w:b/>
-          <w:bCs/>
-        </w:rPr>
-        <w:t xml:space="preserve">an 89.8% reduction in execution time (9.8x faster)</w:t>
-      </w:r>
-      <w:r>
-        <w:t xml:space="preserve">.</w:t>
+        <w:t xml:space="preserve">Execution Efficiency: Automated execution reduced total regression cycle time from 18 minutes (1,080 seconds) down to 1 minute 50 seconds (110.58 seconds) - an 89.8% reduction in execution time (9.8x faster).</w:t>
       </w:r>
     </w:p>
     <w:p>
@@ -630,58 +371,16 @@
         </w:numPr>
       </w:pPr>
       <w:r>
-        <w:rPr>
-          <w:b/>
-          <w:bCs/>
-        </w:rPr>
-        <w:t xml:space="preserve">Continuous Integration (CI/CD):</w:t>
-      </w:r>
-      <w:r>
-        <w:t xml:space="preserve"> </w:t>
-      </w:r>
-      <w:r>
-        <w:t xml:space="preserve">Fully configured with both</w:t>
-      </w:r>
-      <w:r>
-        <w:t xml:space="preserve"> </w:t>
-      </w:r>
-      <w:r>
-        <w:rPr>
-          <w:b/>
-          <w:bCs/>
-        </w:rPr>
-        <w:t xml:space="preserve">Jenkins</w:t>
-      </w:r>
-      <w:r>
-        <w:t xml:space="preserve"> </w:t>
-      </w:r>
-      <w:r>
-        <w:t xml:space="preserve">(</w:t>
-      </w:r>
-      <w:r>
-        <w:rPr>
-          <w:rStyle w:val="VerbatimChar"/>
-        </w:rPr>
-        <w:t xml:space="preserve">Jenkinsfile</w:t>
-      </w:r>
-      <w:r>
-        <w:t xml:space="preserve">) and</w:t>
-      </w:r>
-      <w:r>
-        <w:t xml:space="preserve"> </w:t>
-      </w:r>
-      <w:r>
-        <w:rPr>
-          <w:b/>
-          <w:bCs/>
-        </w:rPr>
-        <w:t xml:space="preserve">GitHub Actions</w:t>
-      </w:r>
-      <w:r>
-        <w:t xml:space="preserve"> </w:t>
-      </w:r>
-      <w:r>
-        <w:t xml:space="preserve">(</w:t>
+        <w:t xml:space="preserve">Continuous Integration (CI/CD): Fully configured with both Jenkins (</w:t>
+      </w:r>
+      <w:r>
+        <w:rPr>
+          <w:rStyle w:val="VerbatimChar"/>
+        </w:rPr>
+        <w:t xml:space="preserve">ci_cd/Jenkinsfile</w:t>
+      </w:r>
+      <w:r>
+        <w:t xml:space="preserve">) and GitHub Actions (</w:t>
       </w:r>
       <w:r>
         <w:rPr>
@@ -700,9 +399,9 @@
         </w:pict>
       </w:r>
     </w:p>
+    <w:bookmarkEnd w:id="12"/>
     <w:bookmarkEnd w:id="13"/>
-    <w:bookmarkEnd w:id="14"/>
-    <w:bookmarkStart w:id="17" w:name="test-objectives-scope"/>
+    <w:bookmarkStart w:id="16" w:name="test-objectives-scope"/>
     <w:p>
       <w:pPr>
         <w:pStyle w:val="Heading2"/>
@@ -711,7 +410,7 @@
         <w:t xml:space="preserve">2. Test Objectives &amp; Scope</w:t>
       </w:r>
     </w:p>
-    <w:bookmarkStart w:id="15" w:name="primary-objectives"/>
+    <w:bookmarkStart w:id="14" w:name="primary-objectives"/>
     <w:p>
       <w:pPr>
         <w:pStyle w:val="Heading3"/>
@@ -765,23 +464,7 @@
         </w:numPr>
       </w:pPr>
       <w:r>
-        <w:t xml:space="preserve">Implement the</w:t>
-      </w:r>
-      <w:r>
-        <w:t xml:space="preserve"> </w:t>
-      </w:r>
-      <w:r>
-        <w:rPr>
-          <w:b/>
-          <w:bCs/>
-        </w:rPr>
-        <w:t xml:space="preserve">Page Object Model (POM)</w:t>
-      </w:r>
-      <w:r>
-        <w:t xml:space="preserve"> </w:t>
-      </w:r>
-      <w:r>
-        <w:t xml:space="preserve">pattern to decouple UI element locators from test logic.</w:t>
+        <w:t xml:space="preserve">Implement the Page Object Model (POM) pattern to decouple UI element locators from test logic.</w:t>
       </w:r>
     </w:p>
     <w:p>
@@ -793,39 +476,7 @@
         </w:numPr>
       </w:pPr>
       <w:r>
-        <w:t xml:space="preserve">Support both</w:t>
-      </w:r>
-      <w:r>
-        <w:t xml:space="preserve"> </w:t>
-      </w:r>
-      <w:r>
-        <w:rPr>
-          <w:b/>
-          <w:bCs/>
-        </w:rPr>
-        <w:t xml:space="preserve">Headed (visible browser)</w:t>
-      </w:r>
-      <w:r>
-        <w:t xml:space="preserve"> </w:t>
-      </w:r>
-      <w:r>
-        <w:t xml:space="preserve">and</w:t>
-      </w:r>
-      <w:r>
-        <w:t xml:space="preserve"> </w:t>
-      </w:r>
-      <w:r>
-        <w:rPr>
-          <w:b/>
-          <w:bCs/>
-        </w:rPr>
-        <w:t xml:space="preserve">Headless (CI/CD optimized)</w:t>
-      </w:r>
-      <w:r>
-        <w:t xml:space="preserve"> </w:t>
-      </w:r>
-      <w:r>
-        <w:t xml:space="preserve">execution modes.</w:t>
+        <w:t xml:space="preserve">Support both Headed (visible browser) and Headless (CI/CD optimized) execution modes.</w:t>
       </w:r>
     </w:p>
     <w:p>
@@ -888,8 +539,8 @@
         <w:t xml:space="preserve">Integrate the test suite into a continuous integration pipeline with automated HTML and JUnit XML reporting.</w:t>
       </w:r>
     </w:p>
-    <w:bookmarkEnd w:id="15"/>
-    <w:bookmarkStart w:id="16" w:name="in-scope-functional-modules"/>
+    <w:bookmarkEnd w:id="14"/>
+    <w:bookmarkStart w:id="15" w:name="in-scope-functional-modules"/>
     <w:p>
       <w:pPr>
         <w:pStyle w:val="Heading3"/>
@@ -907,17 +558,7 @@
         </w:numPr>
       </w:pPr>
       <w:r>
-        <w:rPr>
-          <w:b/>
-          <w:bCs/>
-        </w:rPr>
-        <w:t xml:space="preserve">Module 1: Authentication &amp; Authorization</w:t>
-      </w:r>
-      <w:r>
-        <w:t xml:space="preserve"> </w:t>
-      </w:r>
-      <w:r>
-        <w:t xml:space="preserve">(</w:t>
+        <w:t xml:space="preserve">Module 1: Authentication &amp; Authorization (</w:t>
       </w:r>
       <w:r>
         <w:rPr>
@@ -1001,17 +642,7 @@
         </w:numPr>
       </w:pPr>
       <w:r>
-        <w:rPr>
-          <w:b/>
-          <w:bCs/>
-        </w:rPr>
-        <w:t xml:space="preserve">Module 2: Product Catalog &amp; Sorting</w:t>
-      </w:r>
-      <w:r>
-        <w:t xml:space="preserve"> </w:t>
-      </w:r>
-      <w:r>
-        <w:t xml:space="preserve">(</w:t>
+        <w:t xml:space="preserve">Module 2: Product Catalog &amp; Sorting (</w:t>
       </w:r>
       <w:r>
         <w:rPr>
@@ -1095,17 +726,7 @@
         </w:numPr>
       </w:pPr>
       <w:r>
-        <w:rPr>
-          <w:b/>
-          <w:bCs/>
-        </w:rPr>
-        <w:t xml:space="preserve">Module 3: Shopping Cart Operations</w:t>
-      </w:r>
-      <w:r>
-        <w:t xml:space="preserve"> </w:t>
-      </w:r>
-      <w:r>
-        <w:t xml:space="preserve">(</w:t>
+        <w:t xml:space="preserve">Module 3: Shopping Cart Operations (</w:t>
       </w:r>
       <w:r>
         <w:rPr>
@@ -1189,17 +810,7 @@
         </w:numPr>
       </w:pPr>
       <w:r>
-        <w:rPr>
-          <w:b/>
-          <w:bCs/>
-        </w:rPr>
-        <w:t xml:space="preserve">Module 4: Checkout Process &amp; Mathematical Calculations</w:t>
-      </w:r>
-      <w:r>
-        <w:t xml:space="preserve"> </w:t>
-      </w:r>
-      <w:r>
-        <w:t xml:space="preserve">(</w:t>
+        <w:t xml:space="preserve">Module 4: Checkout Process &amp; Mathematical Calculations (</w:t>
       </w:r>
       <w:r>
         <w:rPr>
@@ -1298,17 +909,7 @@
         </w:numPr>
       </w:pPr>
       <w:r>
-        <w:rPr>
-          <w:b/>
-          <w:bCs/>
-        </w:rPr>
-        <w:t xml:space="preserve">Module 5: End-to-End User Purchase Lifecycle</w:t>
-      </w:r>
-      <w:r>
-        <w:t xml:space="preserve"> </w:t>
-      </w:r>
-      <w:r>
-        <w:t xml:space="preserve">(Comprehensive multi-step user journey)</w:t>
+        <w:t xml:space="preserve">Module 5: End-to-End User Purchase Lifecycle (Comprehensive multi-step user journey)</w:t>
       </w:r>
     </w:p>
     <w:p>
@@ -1318,9 +919,9 @@
         </w:pict>
       </w:r>
     </w:p>
+    <w:bookmarkEnd w:id="15"/>
     <w:bookmarkEnd w:id="16"/>
-    <w:bookmarkEnd w:id="17"/>
-    <w:bookmarkStart w:id="18" w:name="X6c0f9378c5b3452a4bb3c8391d9b8c6a65481d6"/>
+    <w:bookmarkStart w:id="17" w:name="X6c0f9378c5b3452a4bb3c8391d9b8c6a65481d6"/>
     <w:p>
       <w:pPr>
         <w:pStyle w:val="Heading2"/>
@@ -1334,23 +935,7 @@
         <w:pStyle w:val="FirstParagraph"/>
       </w:pPr>
       <w:r>
-        <w:t xml:space="preserve">The automated framework is structured following industry-standard</w:t>
-      </w:r>
-      <w:r>
-        <w:t xml:space="preserve"> </w:t>
-      </w:r>
-      <w:r>
-        <w:rPr>
-          <w:b/>
-          <w:bCs/>
-        </w:rPr>
-        <w:t xml:space="preserve">Page Object Model (POM)</w:t>
-      </w:r>
-      <w:r>
-        <w:t xml:space="preserve"> </w:t>
-      </w:r>
-      <w:r>
-        <w:t xml:space="preserve">architecture principles, providing high modularity, readability, and single-point locator maintenance.</w:t>
+        <w:t xml:space="preserve">The automated framework is structured following industry-standard Page Object Model (POM) architecture principles, providing high modularity, readability, and single-point locator maintenance.</w:t>
       </w:r>
     </w:p>
     <w:p>
@@ -1641,15 +1226,6 @@
           <w:rStyle w:val="VerbatimChar"/>
         </w:rPr>
         <w:t xml:space="preserve">│   ├── junit_selenium.xml                      # JUnit XML report for CI test parsing</w:t>
-      </w:r>
-      <w:r>
-        <w:br/>
-      </w:r>
-      <w:r>
-        <w:rPr>
-          <w:rStyle w:val="VerbatimChar"/>
-        </w:rPr>
-        <w:t xml:space="preserve">│   ├── screenshots/                            # Automatic failure screenshots</w:t>
       </w:r>
       <w:r>
         <w:br/>
@@ -1695,8 +1271,8 @@
         </w:pict>
       </w:r>
     </w:p>
-    <w:bookmarkEnd w:id="18"/>
-    <w:bookmarkStart w:id="21" w:name="test-execution-summary-detailed-results"/>
+    <w:bookmarkEnd w:id="17"/>
+    <w:bookmarkStart w:id="20" w:name="test-execution-summary-detailed-results"/>
     <w:p>
       <w:pPr>
         <w:pStyle w:val="Heading2"/>
@@ -1705,7 +1281,7 @@
         <w:t xml:space="preserve">4. Test Execution Summary &amp; Detailed Results</w:t>
       </w:r>
     </w:p>
-    <w:bookmarkStart w:id="19" w:name="quantitative-results-overview"/>
+    <w:bookmarkStart w:id="18" w:name="quantitative-results-overview"/>
     <w:p>
       <w:pPr>
         <w:pStyle w:val="Heading3"/>
@@ -1815,10 +1391,6 @@
               <w:jc w:val="left"/>
             </w:pPr>
             <w:r>
-              <w:rPr>
-                <w:b/>
-                <w:bCs/>
-              </w:rPr>
               <w:t xml:space="preserve">Selenium WebDriver (Pytest)</w:t>
             </w:r>
           </w:p>
@@ -1867,10 +1439,6 @@
               <w:jc w:val="left"/>
             </w:pPr>
             <w:r>
-              <w:rPr>
-                <w:b/>
-                <w:bCs/>
-              </w:rPr>
               <w:t xml:space="preserve">100%</w:t>
             </w:r>
           </w:p>
@@ -1883,10 +1451,6 @@
               <w:jc w:val="left"/>
             </w:pPr>
             <w:r>
-              <w:rPr>
-                <w:b/>
-                <w:bCs/>
-              </w:rPr>
               <w:t xml:space="preserve">110.58s (01:50 min)</w:t>
             </w:r>
           </w:p>
@@ -1901,10 +1465,6 @@
               <w:jc w:val="left"/>
             </w:pPr>
             <w:r>
-              <w:rPr>
-                <w:b/>
-                <w:bCs/>
-              </w:rPr>
               <w:t xml:space="preserve">Robot Framework</w:t>
             </w:r>
           </w:p>
@@ -1953,10 +1513,6 @@
               <w:jc w:val="left"/>
             </w:pPr>
             <w:r>
-              <w:rPr>
-                <w:b/>
-                <w:bCs/>
-              </w:rPr>
               <w:t xml:space="preserve">100%</w:t>
             </w:r>
           </w:p>
@@ -1969,10 +1525,6 @@
               <w:jc w:val="left"/>
             </w:pPr>
             <w:r>
-              <w:rPr>
-                <w:b/>
-                <w:bCs/>
-              </w:rPr>
               <w:t xml:space="preserve">45.22s (00:45 min)</w:t>
             </w:r>
           </w:p>
@@ -1987,10 +1539,6 @@
               <w:jc w:val="left"/>
             </w:pPr>
             <w:r>
-              <w:rPr>
-                <w:b/>
-                <w:bCs/>
-              </w:rPr>
               <w:t xml:space="preserve">Consolidated Total</w:t>
             </w:r>
           </w:p>
@@ -2003,10 +1551,6 @@
               <w:jc w:val="left"/>
             </w:pPr>
             <w:r>
-              <w:rPr>
-                <w:b/>
-                <w:bCs/>
-              </w:rPr>
               <w:t xml:space="preserve">36</w:t>
             </w:r>
           </w:p>
@@ -2019,10 +1563,6 @@
               <w:jc w:val="left"/>
             </w:pPr>
             <w:r>
-              <w:rPr>
-                <w:b/>
-                <w:bCs/>
-              </w:rPr>
               <w:t xml:space="preserve">36</w:t>
             </w:r>
           </w:p>
@@ -2035,10 +1575,6 @@
               <w:jc w:val="left"/>
             </w:pPr>
             <w:r>
-              <w:rPr>
-                <w:b/>
-                <w:bCs/>
-              </w:rPr>
               <w:t xml:space="preserve">0</w:t>
             </w:r>
           </w:p>
@@ -2051,10 +1587,6 @@
               <w:jc w:val="left"/>
             </w:pPr>
             <w:r>
-              <w:rPr>
-                <w:b/>
-                <w:bCs/>
-              </w:rPr>
               <w:t xml:space="preserve">100%</w:t>
             </w:r>
           </w:p>
@@ -2067,10 +1599,6 @@
               <w:jc w:val="left"/>
             </w:pPr>
             <w:r>
-              <w:rPr>
-                <w:b/>
-                <w:bCs/>
-              </w:rPr>
               <w:t xml:space="preserve">155.80s (02:35 min)</w:t>
             </w:r>
           </w:p>
@@ -2084,8 +1612,8 @@
         </w:pict>
       </w:r>
     </w:p>
-    <w:bookmarkEnd w:id="19"/>
-    <w:bookmarkStart w:id="20" w:name="Xa6eef4b46e06d0dfa20d18e722550f697cc3fb2"/>
+    <w:bookmarkEnd w:id="18"/>
+    <w:bookmarkStart w:id="19" w:name="Xa6eef4b46e06d0dfa20d18e722550f697cc3fb2"/>
     <w:p>
       <w:pPr>
         <w:pStyle w:val="Heading3"/>
@@ -2208,10 +1736,6 @@
               <w:jc w:val="left"/>
             </w:pPr>
             <w:r>
-              <w:rPr>
-                <w:b/>
-                <w:bCs/>
-              </w:rPr>
               <w:t xml:space="preserve">TC-01</w:t>
             </w:r>
           </w:p>
@@ -2263,10 +1787,6 @@
               <w:jc w:val="left"/>
             </w:pPr>
             <w:r>
-              <w:rPr>
-                <w:b/>
-                <w:bCs/>
-              </w:rPr>
               <w:t xml:space="preserve">PASSED</w:t>
             </w:r>
           </w:p>
@@ -2317,10 +1837,6 @@
               <w:jc w:val="left"/>
             </w:pPr>
             <w:r>
-              <w:rPr>
-                <w:b/>
-                <w:bCs/>
-              </w:rPr>
               <w:t xml:space="preserve">TC-02-A</w:t>
             </w:r>
           </w:p>
@@ -2372,10 +1888,6 @@
               <w:jc w:val="left"/>
             </w:pPr>
             <w:r>
-              <w:rPr>
-                <w:b/>
-                <w:bCs/>
-              </w:rPr>
               <w:t xml:space="preserve">PASSED</w:t>
             </w:r>
           </w:p>
@@ -2423,10 +1935,6 @@
               <w:jc w:val="left"/>
             </w:pPr>
             <w:r>
-              <w:rPr>
-                <w:b/>
-                <w:bCs/>
-              </w:rPr>
               <w:t xml:space="preserve">TC-02-B</w:t>
             </w:r>
           </w:p>
@@ -2478,10 +1986,6 @@
               <w:jc w:val="left"/>
             </w:pPr>
             <w:r>
-              <w:rPr>
-                <w:b/>
-                <w:bCs/>
-              </w:rPr>
               <w:t xml:space="preserve">PASSED</w:t>
             </w:r>
           </w:p>
@@ -2526,10 +2030,6 @@
               <w:jc w:val="left"/>
             </w:pPr>
             <w:r>
-              <w:rPr>
-                <w:b/>
-                <w:bCs/>
-              </w:rPr>
               <w:t xml:space="preserve">TC-02-C</w:t>
             </w:r>
           </w:p>
@@ -2581,10 +2081,6 @@
               <w:jc w:val="left"/>
             </w:pPr>
             <w:r>
-              <w:rPr>
-                <w:b/>
-                <w:bCs/>
-              </w:rPr>
               <w:t xml:space="preserve">PASSED</w:t>
             </w:r>
           </w:p>
@@ -2632,10 +2128,6 @@
               <w:jc w:val="left"/>
             </w:pPr>
             <w:r>
-              <w:rPr>
-                <w:b/>
-                <w:bCs/>
-              </w:rPr>
               <w:t xml:space="preserve">TC-02-D</w:t>
             </w:r>
           </w:p>
@@ -2687,10 +2179,6 @@
               <w:jc w:val="left"/>
             </w:pPr>
             <w:r>
-              <w:rPr>
-                <w:b/>
-                <w:bCs/>
-              </w:rPr>
               <w:t xml:space="preserve">PASSED</w:t>
             </w:r>
           </w:p>
@@ -2738,10 +2226,6 @@
               <w:jc w:val="left"/>
             </w:pPr>
             <w:r>
-              <w:rPr>
-                <w:b/>
-                <w:bCs/>
-              </w:rPr>
               <w:t xml:space="preserve">TC-03</w:t>
             </w:r>
           </w:p>
@@ -2793,10 +2277,6 @@
               <w:jc w:val="left"/>
             </w:pPr>
             <w:r>
-              <w:rPr>
-                <w:b/>
-                <w:bCs/>
-              </w:rPr>
               <w:t xml:space="preserve">PASSED</w:t>
             </w:r>
           </w:p>
@@ -2835,10 +2315,6 @@
               <w:jc w:val="left"/>
             </w:pPr>
             <w:r>
-              <w:rPr>
-                <w:b/>
-                <w:bCs/>
-              </w:rPr>
               <w:t xml:space="preserve">TC-04-A</w:t>
             </w:r>
           </w:p>
@@ -2890,10 +2366,6 @@
               <w:jc w:val="left"/>
             </w:pPr>
             <w:r>
-              <w:rPr>
-                <w:b/>
-                <w:bCs/>
-              </w:rPr>
               <w:t xml:space="preserve">PASSED</w:t>
             </w:r>
           </w:p>
@@ -2932,10 +2404,6 @@
               <w:jc w:val="left"/>
             </w:pPr>
             <w:r>
-              <w:rPr>
-                <w:b/>
-                <w:bCs/>
-              </w:rPr>
               <w:t xml:space="preserve">TC-04-B</w:t>
             </w:r>
           </w:p>
@@ -2987,10 +2455,6 @@
               <w:jc w:val="left"/>
             </w:pPr>
             <w:r>
-              <w:rPr>
-                <w:b/>
-                <w:bCs/>
-              </w:rPr>
               <w:t xml:space="preserve">PASSED</w:t>
             </w:r>
           </w:p>
@@ -3029,10 +2493,6 @@
               <w:jc w:val="left"/>
             </w:pPr>
             <w:r>
-              <w:rPr>
-                <w:b/>
-                <w:bCs/>
-              </w:rPr>
               <w:t xml:space="preserve">TC-04-C</w:t>
             </w:r>
           </w:p>
@@ -3084,10 +2544,6 @@
               <w:jc w:val="left"/>
             </w:pPr>
             <w:r>
-              <w:rPr>
-                <w:b/>
-                <w:bCs/>
-              </w:rPr>
               <w:t xml:space="preserve">PASSED</w:t>
             </w:r>
           </w:p>
@@ -3126,10 +2582,6 @@
               <w:jc w:val="left"/>
             </w:pPr>
             <w:r>
-              <w:rPr>
-                <w:b/>
-                <w:bCs/>
-              </w:rPr>
               <w:t xml:space="preserve">TC-04-D</w:t>
             </w:r>
           </w:p>
@@ -3181,10 +2633,6 @@
               <w:jc w:val="left"/>
             </w:pPr>
             <w:r>
-              <w:rPr>
-                <w:b/>
-                <w:bCs/>
-              </w:rPr>
               <w:t xml:space="preserve">PASSED</w:t>
             </w:r>
           </w:p>
@@ -3223,10 +2671,6 @@
               <w:jc w:val="left"/>
             </w:pPr>
             <w:r>
-              <w:rPr>
-                <w:b/>
-                <w:bCs/>
-              </w:rPr>
               <w:t xml:space="preserve">TC-05</w:t>
             </w:r>
           </w:p>
@@ -3278,10 +2722,6 @@
               <w:jc w:val="left"/>
             </w:pPr>
             <w:r>
-              <w:rPr>
-                <w:b/>
-                <w:bCs/>
-              </w:rPr>
               <w:t xml:space="preserve">PASSED</w:t>
             </w:r>
           </w:p>
@@ -3320,10 +2760,6 @@
               <w:jc w:val="left"/>
             </w:pPr>
             <w:r>
-              <w:rPr>
-                <w:b/>
-                <w:bCs/>
-              </w:rPr>
               <w:t xml:space="preserve">TC-06</w:t>
             </w:r>
           </w:p>
@@ -3375,10 +2811,6 @@
               <w:jc w:val="left"/>
             </w:pPr>
             <w:r>
-              <w:rPr>
-                <w:b/>
-                <w:bCs/>
-              </w:rPr>
               <w:t xml:space="preserve">PASSED</w:t>
             </w:r>
           </w:p>
@@ -3417,10 +2849,6 @@
               <w:jc w:val="left"/>
             </w:pPr>
             <w:r>
-              <w:rPr>
-                <w:b/>
-                <w:bCs/>
-              </w:rPr>
               <w:t xml:space="preserve">TC-07</w:t>
             </w:r>
           </w:p>
@@ -3472,10 +2900,6 @@
               <w:jc w:val="left"/>
             </w:pPr>
             <w:r>
-              <w:rPr>
-                <w:b/>
-                <w:bCs/>
-              </w:rPr>
               <w:t xml:space="preserve">PASSED</w:t>
             </w:r>
           </w:p>
@@ -3514,10 +2938,6 @@
               <w:jc w:val="left"/>
             </w:pPr>
             <w:r>
-              <w:rPr>
-                <w:b/>
-                <w:bCs/>
-              </w:rPr>
               <w:t xml:space="preserve">TC-08</w:t>
             </w:r>
           </w:p>
@@ -3569,10 +2989,6 @@
               <w:jc w:val="left"/>
             </w:pPr>
             <w:r>
-              <w:rPr>
-                <w:b/>
-                <w:bCs/>
-              </w:rPr>
               <w:t xml:space="preserve">PASSED</w:t>
             </w:r>
           </w:p>
@@ -3626,10 +3042,6 @@
               <w:jc w:val="left"/>
             </w:pPr>
             <w:r>
-              <w:rPr>
-                <w:b/>
-                <w:bCs/>
-              </w:rPr>
               <w:t xml:space="preserve">TC-09</w:t>
             </w:r>
           </w:p>
@@ -3681,10 +3093,6 @@
               <w:jc w:val="left"/>
             </w:pPr>
             <w:r>
-              <w:rPr>
-                <w:b/>
-                <w:bCs/>
-              </w:rPr>
               <w:t xml:space="preserve">PASSED</w:t>
             </w:r>
           </w:p>
@@ -3732,10 +3140,6 @@
               <w:jc w:val="left"/>
             </w:pPr>
             <w:r>
-              <w:rPr>
-                <w:b/>
-                <w:bCs/>
-              </w:rPr>
               <w:t xml:space="preserve">TC-10-A</w:t>
             </w:r>
           </w:p>
@@ -3787,10 +3191,6 @@
               <w:jc w:val="left"/>
             </w:pPr>
             <w:r>
-              <w:rPr>
-                <w:b/>
-                <w:bCs/>
-              </w:rPr>
               <w:t xml:space="preserve">PASSED</w:t>
             </w:r>
           </w:p>
@@ -3838,10 +3238,6 @@
               <w:jc w:val="left"/>
             </w:pPr>
             <w:r>
-              <w:rPr>
-                <w:b/>
-                <w:bCs/>
-              </w:rPr>
               <w:t xml:space="preserve">TC-10-B</w:t>
             </w:r>
           </w:p>
@@ -3893,10 +3289,6 @@
               <w:jc w:val="left"/>
             </w:pPr>
             <w:r>
-              <w:rPr>
-                <w:b/>
-                <w:bCs/>
-              </w:rPr>
               <w:t xml:space="preserve">PASSED</w:t>
             </w:r>
           </w:p>
@@ -3944,10 +3336,6 @@
               <w:jc w:val="left"/>
             </w:pPr>
             <w:r>
-              <w:rPr>
-                <w:b/>
-                <w:bCs/>
-              </w:rPr>
               <w:t xml:space="preserve">TC-11</w:t>
             </w:r>
           </w:p>
@@ -3999,10 +3387,6 @@
               <w:jc w:val="left"/>
             </w:pPr>
             <w:r>
-              <w:rPr>
-                <w:b/>
-                <w:bCs/>
-              </w:rPr>
               <w:t xml:space="preserve">PASSED</w:t>
             </w:r>
           </w:p>
@@ -4041,10 +3425,6 @@
               <w:jc w:val="left"/>
             </w:pPr>
             <w:r>
-              <w:rPr>
-                <w:b/>
-                <w:bCs/>
-              </w:rPr>
               <w:t xml:space="preserve">TC-12</w:t>
             </w:r>
           </w:p>
@@ -4096,10 +3476,6 @@
               <w:jc w:val="left"/>
             </w:pPr>
             <w:r>
-              <w:rPr>
-                <w:b/>
-                <w:bCs/>
-              </w:rPr>
               <w:t xml:space="preserve">PASSED</w:t>
             </w:r>
           </w:p>
@@ -4150,10 +3526,6 @@
               <w:jc w:val="left"/>
             </w:pPr>
             <w:r>
-              <w:rPr>
-                <w:b/>
-                <w:bCs/>
-              </w:rPr>
               <w:t xml:space="preserve">TC-13</w:t>
             </w:r>
           </w:p>
@@ -4205,10 +3577,6 @@
               <w:jc w:val="left"/>
             </w:pPr>
             <w:r>
-              <w:rPr>
-                <w:b/>
-                <w:bCs/>
-              </w:rPr>
               <w:t xml:space="preserve">PASSED</w:t>
             </w:r>
           </w:p>
@@ -4247,10 +3615,6 @@
               <w:jc w:val="left"/>
             </w:pPr>
             <w:r>
-              <w:rPr>
-                <w:b/>
-                <w:bCs/>
-              </w:rPr>
               <w:t xml:space="preserve">TC-14</w:t>
             </w:r>
           </w:p>
@@ -4302,10 +3666,6 @@
               <w:jc w:val="left"/>
             </w:pPr>
             <w:r>
-              <w:rPr>
-                <w:b/>
-                <w:bCs/>
-              </w:rPr>
               <w:t xml:space="preserve">PASSED</w:t>
             </w:r>
           </w:p>
@@ -4344,10 +3704,6 @@
               <w:jc w:val="left"/>
             </w:pPr>
             <w:r>
-              <w:rPr>
-                <w:b/>
-                <w:bCs/>
-              </w:rPr>
               <w:t xml:space="preserve">E2E</w:t>
             </w:r>
           </w:p>
@@ -4399,10 +3755,6 @@
               <w:jc w:val="left"/>
             </w:pPr>
             <w:r>
-              <w:rPr>
-                <w:b/>
-                <w:bCs/>
-              </w:rPr>
               <w:t xml:space="preserve">PASSED</w:t>
             </w:r>
           </w:p>
@@ -4440,9 +3792,9 @@
         </w:pict>
       </w:r>
     </w:p>
+    <w:bookmarkEnd w:id="19"/>
     <w:bookmarkEnd w:id="20"/>
-    <w:bookmarkEnd w:id="21"/>
-    <w:bookmarkStart w:id="24" w:name="Xf0087e655d771e2c63fa316ff8626cd4aa4e029"/>
+    <w:bookmarkStart w:id="23" w:name="Xf0087e655d771e2c63fa316ff8626cd4aa4e029"/>
     <w:p>
       <w:pPr>
         <w:pStyle w:val="Heading2"/>
@@ -4459,7 +3811,7 @@
         <w:t xml:space="preserve">Continuous testing is integrated using industry-standard CI/CD pipeline definitions:</w:t>
       </w:r>
     </w:p>
-    <w:bookmarkStart w:id="22" w:name="jenkins-pipeline-ci_cdjenkinsfile"/>
+    <w:bookmarkStart w:id="21" w:name="jenkins-pipeline-ci_cdjenkinsfile"/>
     <w:p>
       <w:pPr>
         <w:pStyle w:val="Heading3"/>
@@ -4486,10 +3838,6 @@
         </w:numPr>
       </w:pPr>
       <w:r>
-        <w:rPr>
-          <w:b/>
-          <w:bCs/>
-        </w:rPr>
         <w:t xml:space="preserve">Declarative Multi-Stage Pipeline:</w:t>
       </w:r>
     </w:p>
@@ -4649,8 +3997,8 @@
         <w:t xml:space="preserve">: Publishes JUnit XML test results and archives HTML artifacts for stakeholder review.</w:t>
       </w:r>
     </w:p>
-    <w:bookmarkEnd w:id="22"/>
-    <w:bookmarkStart w:id="23" w:name="X0316ea7bc90ccfccdfc63cfabea06cb7a112efe"/>
+    <w:bookmarkEnd w:id="21"/>
+    <w:bookmarkStart w:id="22" w:name="X0316ea7bc90ccfccdfc63cfabea06cb7a112efe"/>
     <w:p>
       <w:pPr>
         <w:pStyle w:val="Heading3"/>
@@ -4677,17 +4025,7 @@
         </w:numPr>
       </w:pPr>
       <w:r>
-        <w:rPr>
-          <w:b/>
-          <w:bCs/>
-        </w:rPr>
-        <w:t xml:space="preserve">Automated Trigger:</w:t>
-      </w:r>
-      <w:r>
-        <w:t xml:space="preserve"> </w:t>
-      </w:r>
-      <w:r>
-        <w:t xml:space="preserve">Runs automatically on every</w:t>
+        <w:t xml:space="preserve">Automated Trigger: Runs automatically on every</w:t>
       </w:r>
       <w:r>
         <w:t xml:space="preserve"> </w:t>
@@ -4753,17 +4091,7 @@
         </w:numPr>
       </w:pPr>
       <w:r>
-        <w:rPr>
-          <w:b/>
-          <w:bCs/>
-        </w:rPr>
-        <w:t xml:space="preserve">Matrix Build:</w:t>
-      </w:r>
-      <w:r>
-        <w:t xml:space="preserve"> </w:t>
-      </w:r>
-      <w:r>
-        <w:t xml:space="preserve">Tested across Python 3.11 with Google Chrome in headless mode.</w:t>
+        <w:t xml:space="preserve">Matrix Build: Tested across Python 3.11 with Google Chrome in headless mode.</w:t>
       </w:r>
     </w:p>
     <w:p>
@@ -4775,17 +4103,7 @@
         </w:numPr>
       </w:pPr>
       <w:r>
-        <w:rPr>
-          <w:b/>
-          <w:bCs/>
-        </w:rPr>
-        <w:t xml:space="preserve">Artifact Upload:</w:t>
-      </w:r>
-      <w:r>
-        <w:t xml:space="preserve"> </w:t>
-      </w:r>
-      <w:r>
-        <w:t xml:space="preserve">Automatically uploads HTML test reports and failure screenshots as GitHub workflow run artifacts.</w:t>
+        <w:t xml:space="preserve">Artifact Upload: Automatically uploads HTML test reports and failure screenshots as GitHub workflow run artifacts.</w:t>
       </w:r>
     </w:p>
     <w:p>
@@ -4795,9 +4113,9 @@
         </w:pict>
       </w:r>
     </w:p>
+    <w:bookmarkEnd w:id="22"/>
     <w:bookmarkEnd w:id="23"/>
-    <w:bookmarkEnd w:id="24"/>
-    <w:bookmarkStart w:id="25" w:name="X3961066dd1a6062126c9e74fbafa6dd27ecc35d"/>
+    <w:bookmarkStart w:id="24" w:name="X3961066dd1a6062126c9e74fbafa6dd27ecc35d"/>
     <w:p>
       <w:pPr>
         <w:pStyle w:val="Heading2"/>
@@ -4881,10 +4199,6 @@
               <w:jc w:val="left"/>
             </w:pPr>
             <w:r>
-              <w:rPr>
-                <w:b/>
-                <w:bCs/>
-              </w:rPr>
               <w:t xml:space="preserve">Total Test Duration</w:t>
             </w:r>
           </w:p>
@@ -4897,54 +4211,30 @@
               <w:jc w:val="left"/>
             </w:pPr>
             <w:r>
-              <w:rPr>
-                <w:b/>
-                <w:bCs/>
-              </w:rPr>
-              <w:t xml:space="preserve">18 minutes</w:t>
-            </w:r>
-            <w:r>
-              <w:t xml:space="preserve"> </w:t>
-            </w:r>
-            <w:r>
-              <w:t xml:space="preserve">(~1,080s)</w:t>
-            </w:r>
-          </w:p>
-        </w:tc>
-        <w:tc>
-          <w:tcPr/>
-          <w:p>
-            <w:pPr>
-              <w:pStyle w:val="Compact"/>
-              <w:jc w:val="left"/>
-            </w:pPr>
-            <w:r>
-              <w:rPr>
-                <w:b/>
-                <w:bCs/>
-              </w:rPr>
-              <w:t xml:space="preserve">1 min 50 sec</w:t>
-            </w:r>
-            <w:r>
-              <w:t xml:space="preserve"> </w:t>
-            </w:r>
-            <w:r>
-              <w:t xml:space="preserve">(110.58s)</w:t>
-            </w:r>
-          </w:p>
-        </w:tc>
-        <w:tc>
-          <w:tcPr/>
-          <w:p>
-            <w:pPr>
-              <w:pStyle w:val="Compact"/>
-              <w:jc w:val="left"/>
-            </w:pPr>
-            <w:r>
-              <w:rPr>
-                <w:b/>
-                <w:bCs/>
-              </w:rPr>
+              <w:t xml:space="preserve">18 minutes (~1,080s)</w:t>
+            </w:r>
+          </w:p>
+        </w:tc>
+        <w:tc>
+          <w:tcPr/>
+          <w:p>
+            <w:pPr>
+              <w:pStyle w:val="Compact"/>
+              <w:jc w:val="left"/>
+            </w:pPr>
+            <w:r>
+              <w:t xml:space="preserve">1 min 50 sec (110.58s)</w:t>
+            </w:r>
+          </w:p>
+        </w:tc>
+        <w:tc>
+          <w:tcPr/>
+          <w:p>
+            <w:pPr>
+              <w:pStyle w:val="Compact"/>
+              <w:jc w:val="left"/>
+            </w:pPr>
+            <w:r>
               <w:t xml:space="preserve">89.8% Time Reduction (9.8x Faster)</w:t>
             </w:r>
           </w:p>
@@ -4959,10 +4249,6 @@
               <w:jc w:val="left"/>
             </w:pPr>
             <w:r>
-              <w:rPr>
-                <w:b/>
-                <w:bCs/>
-              </w:rPr>
               <w:t xml:space="preserve">Human Labor Cost</w:t>
             </w:r>
           </w:p>
@@ -5013,10 +4299,6 @@
               <w:jc w:val="left"/>
             </w:pPr>
             <w:r>
-              <w:rPr>
-                <w:b/>
-                <w:bCs/>
-              </w:rPr>
               <w:t xml:space="preserve">Execution Consistency</w:t>
             </w:r>
           </w:p>
@@ -5067,10 +4349,6 @@
               <w:jc w:val="left"/>
             </w:pPr>
             <w:r>
-              <w:rPr>
-                <w:b/>
-                <w:bCs/>
-              </w:rPr>
               <w:t xml:space="preserve">Defect Reproducibility</w:t>
             </w:r>
           </w:p>
@@ -5121,10 +4399,6 @@
               <w:jc w:val="left"/>
             </w:pPr>
             <w:r>
-              <w:rPr>
-                <w:b/>
-                <w:bCs/>
-              </w:rPr>
               <w:t xml:space="preserve">Report Generation</w:t>
             </w:r>
           </w:p>
@@ -5174,8 +4448,8 @@
         </w:pict>
       </w:r>
     </w:p>
-    <w:bookmarkEnd w:id="25"/>
-    <w:bookmarkStart w:id="28" w:name="X32b7ee15b9e5f629bd67a140038137cde67d909"/>
+    <w:bookmarkEnd w:id="24"/>
+    <w:bookmarkStart w:id="27" w:name="X32b7ee15b9e5f629bd67a140038137cde67d909"/>
     <w:p>
       <w:pPr>
         <w:pStyle w:val="Heading2"/>
@@ -5184,7 +4458,7 @@
         <w:t xml:space="preserve">7. Analysis of Phase 2 Defects in Automation</w:t>
       </w:r>
     </w:p>
-    <w:bookmarkStart w:id="26" w:name="Xa32f48697f06ea1d3b5632cfbfd222c88fe5259"/>
+    <w:bookmarkStart w:id="25" w:name="Xa32f48697f06ea1d3b5632cfbfd222c88fe5259"/>
     <w:p>
       <w:pPr>
         <w:pStyle w:val="Heading3"/>
@@ -5202,17 +4476,7 @@
         </w:numPr>
       </w:pPr>
       <w:r>
-        <w:rPr>
-          <w:b/>
-          <w:bCs/>
-        </w:rPr>
-        <w:t xml:space="preserve">Description:</w:t>
-      </w:r>
-      <w:r>
-        <w:t xml:space="preserve"> </w:t>
-      </w:r>
-      <w:r>
-        <w:t xml:space="preserve">In Phase 2, testers discovered that navigating to</w:t>
+        <w:t xml:space="preserve">Description: In Phase 2, testers discovered that navigating to</w:t>
       </w:r>
       <w:r>
         <w:t xml:space="preserve"> </w:t>
@@ -5254,17 +4518,7 @@
         </w:numPr>
       </w:pPr>
       <w:r>
-        <w:rPr>
-          <w:b/>
-          <w:bCs/>
-        </w:rPr>
-        <w:t xml:space="preserve">Automated Handling:</w:t>
-      </w:r>
-      <w:r>
-        <w:t xml:space="preserve"> </w:t>
-      </w:r>
-      <w:r>
-        <w:t xml:space="preserve">Automated test scripts in</w:t>
+        <w:t xml:space="preserve">Automated Handling: Automated test scripts in</w:t>
       </w:r>
       <w:r>
         <w:t xml:space="preserve"> </w:t>
@@ -5315,17 +4569,7 @@
         </w:numPr>
       </w:pPr>
       <w:r>
-        <w:rPr>
-          <w:b/>
-          <w:bCs/>
-        </w:rPr>
-        <w:t xml:space="preserve">Development Recommendation:</w:t>
-      </w:r>
-      <w:r>
-        <w:t xml:space="preserve"> </w:t>
-      </w:r>
-      <w:r>
-        <w:t xml:space="preserve">Disable the</w:t>
+        <w:t xml:space="preserve">Development Recommendation: Disable the</w:t>
       </w:r>
       <w:r>
         <w:t xml:space="preserve"> </w:t>
@@ -5358,8 +4602,8 @@
         <w:t xml:space="preserve">count is zero, and display a user-friendly empty cart message.</w:t>
       </w:r>
     </w:p>
-    <w:bookmarkEnd w:id="26"/>
-    <w:bookmarkStart w:id="27" w:name="Xa9037f33376e4bf91fc3d0d64620e5eced04788"/>
+    <w:bookmarkEnd w:id="25"/>
+    <w:bookmarkStart w:id="26" w:name="Xa9037f33376e4bf91fc3d0d64620e5eced04788"/>
     <w:p>
       <w:pPr>
         <w:pStyle w:val="Heading3"/>
@@ -5377,17 +4621,7 @@
         </w:numPr>
       </w:pPr>
       <w:r>
-        <w:rPr>
-          <w:b/>
-          <w:bCs/>
-        </w:rPr>
-        <w:t xml:space="preserve">Description:</w:t>
-      </w:r>
-      <w:r>
-        <w:t xml:space="preserve"> </w:t>
-      </w:r>
-      <w:r>
-        <w:t xml:space="preserve">In Phase 2, checkout customer information fields accepted single-character inputs (</w:t>
+        <w:t xml:space="preserve">Description: In Phase 2, checkout customer information fields accepted single-character inputs (</w:t>
       </w:r>
       <w:r>
         <w:rPr>
@@ -5432,17 +4666,7 @@
         </w:numPr>
       </w:pPr>
       <w:r>
-        <w:rPr>
-          <w:b/>
-          <w:bCs/>
-        </w:rPr>
-        <w:t xml:space="preserve">Automated Handling:</w:t>
-      </w:r>
-      <w:r>
-        <w:t xml:space="preserve"> </w:t>
-      </w:r>
-      <w:r>
-        <w:t xml:space="preserve">Parameterized automated test cases in</w:t>
+        <w:t xml:space="preserve">Automated Handling: Parameterized automated test cases in</w:t>
       </w:r>
       <w:r>
         <w:t xml:space="preserve"> </w:t>
@@ -5478,17 +4702,7 @@
         </w:numPr>
       </w:pPr>
       <w:r>
-        <w:rPr>
-          <w:b/>
-          <w:bCs/>
-        </w:rPr>
-        <w:t xml:space="preserve">Development Recommendation:</w:t>
-      </w:r>
-      <w:r>
-        <w:t xml:space="preserve"> </w:t>
-      </w:r>
-      <w:r>
-        <w:t xml:space="preserve">Implement regex format validation on postal codes (e.g., Canadian</w:t>
+        <w:t xml:space="preserve">Development Recommendation: Implement regex format validation on postal codes (e.g., Canadian</w:t>
       </w:r>
       <w:r>
         <w:t xml:space="preserve"> </w:t>
@@ -5525,181 +4739,78 @@
         </w:pict>
       </w:r>
     </w:p>
+    <w:bookmarkEnd w:id="26"/>
     <w:bookmarkEnd w:id="27"/>
+    <w:bookmarkStart w:id="30" w:name="conclusion-future-recommendations"/>
+    <w:p>
+      <w:pPr>
+        <w:pStyle w:val="Heading2"/>
+      </w:pPr>
+      <w:r>
+        <w:t xml:space="preserve">8. Conclusion &amp; Future Recommendations</w:t>
+      </w:r>
+    </w:p>
+    <w:bookmarkStart w:id="28" w:name="project-conclusion"/>
+    <w:p>
+      <w:pPr>
+        <w:pStyle w:val="Heading3"/>
+      </w:pPr>
+      <w:r>
+        <w:t xml:space="preserve">8.1 Project Conclusion</w:t>
+      </w:r>
+    </w:p>
+    <w:p>
+      <w:pPr>
+        <w:pStyle w:val="FirstParagraph"/>
+      </w:pPr>
+      <w:r>
+        <w:t xml:space="preserve">The CST8513 Phase 3 Automation Testing project for SauceDemo has been completed with 100% success. By implementing the Page Object Model (POM) architecture using Selenium WebDriver and Robot Framework, all 14 functional requirements (</w:t>
+      </w:r>
+      <w:r>
+        <w:rPr>
+          <w:rStyle w:val="VerbatimChar"/>
+        </w:rPr>
+        <w:t xml:space="preserve">FR-01</w:t>
+      </w:r>
+      <w:r>
+        <w:t xml:space="preserve"> </w:t>
+      </w:r>
+      <w:r>
+        <w:t xml:space="preserve">to</w:t>
+      </w:r>
+      <w:r>
+        <w:t xml:space="preserve"> </w:t>
+      </w:r>
+      <w:r>
+        <w:rPr>
+          <w:rStyle w:val="VerbatimChar"/>
+        </w:rPr>
+        <w:t xml:space="preserve">FR-14</w:t>
+      </w:r>
+      <w:r>
+        <w:t xml:space="preserve">) have been fully automated, achieving:</w:t>
+      </w:r>
+      <w:r>
+        <w:t xml:space="preserve"> </w:t>
+      </w:r>
+      <w:r>
+        <w:t xml:space="preserve">- 100% test pass rate across all 36 test scenarios.</w:t>
+      </w:r>
+      <w:r>
+        <w:t xml:space="preserve"> </w:t>
+      </w:r>
+      <w:r>
+        <w:t xml:space="preserve">- 89.8% reduction in regression execution time.</w:t>
+      </w:r>
+      <w:r>
+        <w:t xml:space="preserve"> </w:t>
+      </w:r>
+      <w:r>
+        <w:t xml:space="preserve">- Seamless CI/CD readiness with Jenkins and GitHub Actions.</w:t>
+      </w:r>
+    </w:p>
     <w:bookmarkEnd w:id="28"/>
-    <w:bookmarkStart w:id="31" w:name="conclusion-future-recommendations"/>
-    <w:p>
-      <w:pPr>
-        <w:pStyle w:val="Heading2"/>
-      </w:pPr>
-      <w:r>
-        <w:t xml:space="preserve">8. Conclusion &amp; Future Recommendations</w:t>
-      </w:r>
-    </w:p>
-    <w:bookmarkStart w:id="29" w:name="project-conclusion"/>
-    <w:p>
-      <w:pPr>
-        <w:pStyle w:val="Heading3"/>
-      </w:pPr>
-      <w:r>
-        <w:t xml:space="preserve">8.1 Project Conclusion</w:t>
-      </w:r>
-    </w:p>
-    <w:p>
-      <w:pPr>
-        <w:pStyle w:val="FirstParagraph"/>
-      </w:pPr>
-      <w:r>
-        <w:t xml:space="preserve">The CST8513 Phase 3 Automation Testing project for</w:t>
-      </w:r>
-      <w:r>
-        <w:t xml:space="preserve"> </w:t>
-      </w:r>
-      <w:r>
-        <w:rPr>
-          <w:b/>
-          <w:bCs/>
-        </w:rPr>
-        <w:t xml:space="preserve">SauceDemo</w:t>
-      </w:r>
-      <w:r>
-        <w:t xml:space="preserve"> </w:t>
-      </w:r>
-      <w:r>
-        <w:t xml:space="preserve">has been completed with</w:t>
-      </w:r>
-      <w:r>
-        <w:t xml:space="preserve"> </w:t>
-      </w:r>
-      <w:r>
-        <w:rPr>
-          <w:b/>
-          <w:bCs/>
-        </w:rPr>
-        <w:t xml:space="preserve">100% success</w:t>
-      </w:r>
-      <w:r>
-        <w:t xml:space="preserve">. By implementing the</w:t>
-      </w:r>
-      <w:r>
-        <w:t xml:space="preserve"> </w:t>
-      </w:r>
-      <w:r>
-        <w:rPr>
-          <w:b/>
-          <w:bCs/>
-        </w:rPr>
-        <w:t xml:space="preserve">Page Object Model (POM)</w:t>
-      </w:r>
-      <w:r>
-        <w:t xml:space="preserve"> </w:t>
-      </w:r>
-      <w:r>
-        <w:t xml:space="preserve">architecture using</w:t>
-      </w:r>
-      <w:r>
-        <w:t xml:space="preserve"> </w:t>
-      </w:r>
-      <w:r>
-        <w:rPr>
-          <w:b/>
-          <w:bCs/>
-        </w:rPr>
-        <w:t xml:space="preserve">Selenium WebDriver</w:t>
-      </w:r>
-      <w:r>
-        <w:t xml:space="preserve"> </w:t>
-      </w:r>
-      <w:r>
-        <w:t xml:space="preserve">and</w:t>
-      </w:r>
-      <w:r>
-        <w:t xml:space="preserve"> </w:t>
-      </w:r>
-      <w:r>
-        <w:rPr>
-          <w:b/>
-          <w:bCs/>
-        </w:rPr>
-        <w:t xml:space="preserve">Robot Framework</w:t>
-      </w:r>
-      <w:r>
-        <w:t xml:space="preserve">, all 14 functional requirements (</w:t>
-      </w:r>
-      <w:r>
-        <w:rPr>
-          <w:rStyle w:val="VerbatimChar"/>
-        </w:rPr>
-        <w:t xml:space="preserve">FR-01</w:t>
-      </w:r>
-      <w:r>
-        <w:t xml:space="preserve"> </w:t>
-      </w:r>
-      <w:r>
-        <w:t xml:space="preserve">to</w:t>
-      </w:r>
-      <w:r>
-        <w:t xml:space="preserve"> </w:t>
-      </w:r>
-      <w:r>
-        <w:rPr>
-          <w:rStyle w:val="VerbatimChar"/>
-        </w:rPr>
-        <w:t xml:space="preserve">FR-14</w:t>
-      </w:r>
-      <w:r>
-        <w:t xml:space="preserve">) have been fully automated, achieving:</w:t>
-      </w:r>
-      <w:r>
-        <w:t xml:space="preserve"> </w:t>
-      </w:r>
-      <w:r>
-        <w:t xml:space="preserve">-</w:t>
-      </w:r>
-      <w:r>
-        <w:t xml:space="preserve"> </w:t>
-      </w:r>
-      <w:r>
-        <w:rPr>
-          <w:b/>
-          <w:bCs/>
-        </w:rPr>
-        <w:t xml:space="preserve">100% test pass rate</w:t>
-      </w:r>
-      <w:r>
-        <w:t xml:space="preserve"> </w:t>
-      </w:r>
-      <w:r>
-        <w:t xml:space="preserve">across all 36 test scenarios.</w:t>
-      </w:r>
-      <w:r>
-        <w:t xml:space="preserve"> </w:t>
-      </w:r>
-      <w:r>
-        <w:t xml:space="preserve">-</w:t>
-      </w:r>
-      <w:r>
-        <w:t xml:space="preserve"> </w:t>
-      </w:r>
-      <w:r>
-        <w:rPr>
-          <w:b/>
-          <w:bCs/>
-        </w:rPr>
-        <w:t xml:space="preserve">89.8% reduction in regression execution time</w:t>
-      </w:r>
-      <w:r>
-        <w:t xml:space="preserve">.</w:t>
-      </w:r>
-      <w:r>
-        <w:t xml:space="preserve"> </w:t>
-      </w:r>
-      <w:r>
-        <w:t xml:space="preserve">- Seamless CI/CD readiness with Jenkins and GitHub Actions.</w:t>
-      </w:r>
-    </w:p>
-    <w:bookmarkEnd w:id="29"/>
-    <w:bookmarkStart w:id="30" w:name="future-recommendations"/>
+    <w:bookmarkStart w:id="29" w:name="future-recommendations"/>
     <w:p>
       <w:pPr>
         <w:pStyle w:val="Heading3"/>
@@ -5717,17 +4828,7 @@
         </w:numPr>
       </w:pPr>
       <w:r>
-        <w:rPr>
-          <w:b/>
-          <w:bCs/>
-        </w:rPr>
-        <w:t xml:space="preserve">Cross-Browser Testing:</w:t>
-      </w:r>
-      <w:r>
-        <w:t xml:space="preserve"> </w:t>
-      </w:r>
-      <w:r>
-        <w:t xml:space="preserve">Expand test matrix execution across Mozilla Firefox, Microsoft Edge, and Apple Safari using Selenium Grid / Docker containers.</w:t>
+        <w:t xml:space="preserve">Cross-Browser Testing: Expand test matrix execution across Mozilla Firefox, Microsoft Edge, and Apple Safari using Selenium Grid / Docker containers.</w:t>
       </w:r>
     </w:p>
     <w:p>
@@ -5739,17 +4840,7 @@
         </w:numPr>
       </w:pPr>
       <w:r>
-        <w:rPr>
-          <w:b/>
-          <w:bCs/>
-        </w:rPr>
-        <w:t xml:space="preserve">Performance Testing:</w:t>
-      </w:r>
-      <w:r>
-        <w:t xml:space="preserve"> </w:t>
-      </w:r>
-      <w:r>
-        <w:t xml:space="preserve">Complement functional automation with load and response-time testing using Locust or Apache JMeter.</w:t>
+        <w:t xml:space="preserve">Performance Testing: Complement functional automation with load and response-time testing using Locust or Apache JMeter.</w:t>
       </w:r>
     </w:p>
     <w:p>
@@ -5761,17 +4852,7 @@
         </w:numPr>
       </w:pPr>
       <w:r>
-        <w:rPr>
-          <w:b/>
-          <w:bCs/>
-        </w:rPr>
-        <w:t xml:space="preserve">Accessibility Testing:</w:t>
-      </w:r>
-      <w:r>
-        <w:t xml:space="preserve"> </w:t>
-      </w:r>
-      <w:r>
-        <w:t xml:space="preserve">Integrate automated accessibility audits (e.g., Axe-Core / Pa11y) to verify WCAG 2.1 compliance across all pages.</w:t>
+        <w:t xml:space="preserve">Accessibility Testing: Integrate automated accessibility audits (e.g., Axe-Core / Pa11y) to verify WCAG 2.1 compliance across all pages.</w:t>
       </w:r>
     </w:p>
     <w:p>
@@ -5781,6 +4862,156 @@
         </w:pict>
       </w:r>
     </w:p>
+    <w:bookmarkEnd w:id="29"/>
+    <w:bookmarkEnd w:id="30"/>
+    <w:bookmarkStart w:id="31" w:name="references-technical-documentation"/>
+    <w:p>
+      <w:pPr>
+        <w:pStyle w:val="Heading2"/>
+      </w:pPr>
+      <w:r>
+        <w:t xml:space="preserve">9. References &amp; Technical Documentation</w:t>
+      </w:r>
+    </w:p>
+    <w:p>
+      <w:pPr>
+        <w:pStyle w:val="Compact"/>
+        <w:numPr>
+          <w:ilvl w:val="0"/>
+          <w:numId w:val="1012"/>
+        </w:numPr>
+      </w:pPr>
+      <w:r>
+        <w:rPr>
+          <w:b/>
+          <w:bCs/>
+        </w:rPr>
+        <w:t xml:space="preserve">Selenium WebDriver Python Documentation:</w:t>
+      </w:r>
+      <w:r>
+        <w:t xml:space="preserve"> </w:t>
+      </w:r>
+      <w:r>
+        <w:t xml:space="preserve">https://www.selenium.dev/documentation/webdriver/</w:t>
+      </w:r>
+    </w:p>
+    <w:p>
+      <w:pPr>
+        <w:pStyle w:val="Compact"/>
+        <w:numPr>
+          <w:ilvl w:val="0"/>
+          <w:numId w:val="1012"/>
+        </w:numPr>
+      </w:pPr>
+      <w:r>
+        <w:rPr>
+          <w:b/>
+          <w:bCs/>
+        </w:rPr>
+        <w:t xml:space="preserve">Page Object Model Design Pattern:</w:t>
+      </w:r>
+      <w:r>
+        <w:t xml:space="preserve"> </w:t>
+      </w:r>
+      <w:r>
+        <w:t xml:space="preserve">https://www.selenium.dev/documentation/test_practices/encouraged/page_object_models/</w:t>
+      </w:r>
+    </w:p>
+    <w:p>
+      <w:pPr>
+        <w:pStyle w:val="Compact"/>
+        <w:numPr>
+          <w:ilvl w:val="0"/>
+          <w:numId w:val="1012"/>
+        </w:numPr>
+      </w:pPr>
+      <w:r>
+        <w:rPr>
+          <w:b/>
+          <w:bCs/>
+        </w:rPr>
+        <w:t xml:space="preserve">Pytest Full Documentation:</w:t>
+      </w:r>
+      <w:r>
+        <w:t xml:space="preserve"> </w:t>
+      </w:r>
+      <w:r>
+        <w:t xml:space="preserve">https://docs.pytest.org/</w:t>
+      </w:r>
+    </w:p>
+    <w:p>
+      <w:pPr>
+        <w:pStyle w:val="Compact"/>
+        <w:numPr>
+          <w:ilvl w:val="0"/>
+          <w:numId w:val="1012"/>
+        </w:numPr>
+      </w:pPr>
+      <w:r>
+        <w:rPr>
+          <w:b/>
+          <w:bCs/>
+        </w:rPr>
+        <w:t xml:space="preserve">Robot Framework Documentation:</w:t>
+      </w:r>
+      <w:r>
+        <w:t xml:space="preserve"> </w:t>
+      </w:r>
+      <w:r>
+        <w:t xml:space="preserve">https://robotframework.org/</w:t>
+      </w:r>
+    </w:p>
+    <w:p>
+      <w:pPr>
+        <w:pStyle w:val="Compact"/>
+        <w:numPr>
+          <w:ilvl w:val="0"/>
+          <w:numId w:val="1012"/>
+        </w:numPr>
+      </w:pPr>
+      <w:r>
+        <w:rPr>
+          <w:b/>
+          <w:bCs/>
+        </w:rPr>
+        <w:t xml:space="preserve">SauceDemo E-Commerce Web Application:</w:t>
+      </w:r>
+      <w:r>
+        <w:t xml:space="preserve"> </w:t>
+      </w:r>
+      <w:r>
+        <w:t xml:space="preserve">https://www.saucedemo.com/</w:t>
+      </w:r>
+    </w:p>
+    <w:p>
+      <w:pPr>
+        <w:pStyle w:val="Compact"/>
+        <w:numPr>
+          <w:ilvl w:val="0"/>
+          <w:numId w:val="1012"/>
+        </w:numPr>
+      </w:pPr>
+      <w:r>
+        <w:rPr>
+          <w:b/>
+          <w:bCs/>
+        </w:rPr>
+        <w:t xml:space="preserve">Algonquin College CST8513 Course Material:</w:t>
+      </w:r>
+      <w:r>
+        <w:t xml:space="preserve"> </w:t>
+      </w:r>
+      <w:r>
+        <w:t xml:space="preserve">Quality Assurance and Testing Syllabus &amp; Assignment III Guidelines.</w:t>
+      </w:r>
+    </w:p>
+    <w:p>
+      <w:r>
+        <w:pict>
+          <v:rect style="width:0;height:1.5pt" o:hralign="center" o:hrstd="t" o:hr="t"/>
+        </w:pict>
+      </w:r>
+    </w:p>
     <w:p>
       <w:pPr>
         <w:pStyle w:val="FirstParagraph"/>
@@ -5803,7 +5034,6 @@
         <w:t xml:space="preserve">Course: CST8513 - Quality Assurance and Testing | Algonquin College</w:t>
       </w:r>
     </w:p>
-    <w:bookmarkEnd w:id="30"/>
     <w:bookmarkEnd w:id="31"/>
     <w:bookmarkEnd w:id="32"/>
     <w:sectPr>
@@ -6192,6 +5422,36 @@
     <w:abstractNumId w:val="991"/>
   </w:num>
   <w:num w:numId="1011">
+    <w:abstractNumId w:val="99411"/>
+    <w:lvlOverride w:ilvl="0">
+      <w:startOverride w:val="1"/>
+    </w:lvlOverride>
+    <w:lvlOverride w:ilvl="1">
+      <w:startOverride w:val="1"/>
+    </w:lvlOverride>
+    <w:lvlOverride w:ilvl="2">
+      <w:startOverride w:val="1"/>
+    </w:lvlOverride>
+    <w:lvlOverride w:ilvl="3">
+      <w:startOverride w:val="1"/>
+    </w:lvlOverride>
+    <w:lvlOverride w:ilvl="4">
+      <w:startOverride w:val="1"/>
+    </w:lvlOverride>
+    <w:lvlOverride w:ilvl="5">
+      <w:startOverride w:val="1"/>
+    </w:lvlOverride>
+    <w:lvlOverride w:ilvl="6">
+      <w:startOverride w:val="1"/>
+    </w:lvlOverride>
+    <w:lvlOverride w:ilvl="7">
+      <w:startOverride w:val="1"/>
+    </w:lvlOverride>
+    <w:lvlOverride w:ilvl="8">
+      <w:startOverride w:val="1"/>
+    </w:lvlOverride>
+  </w:num>
+  <w:num w:numId="1012">
     <w:abstractNumId w:val="99411"/>
     <w:lvlOverride w:ilvl="0">
       <w:startOverride w:val="1"/>

--- a/Docs/Project 3 - Final Automation Test Report - Devangbhai & Meet.docx
+++ b/Docs/Project 3 - Final Automation Test Report - Devangbhai & Meet.docx
@@ -12,7 +12,7 @@
       </w:r>
     </w:p>
     <w:bookmarkEnd w:id="9"/>
-    <w:bookmarkStart w:id="32" w:name="X94273f3967d243c8937b0a84581bad17b1a74b3"/>
+    <w:bookmarkStart w:id="31" w:name="X94273f3967d243c8937b0a84581bad17b1a74b3"/>
     <w:p>
       <w:pPr>
         <w:pStyle w:val="Heading1"/>
@@ -103,13 +103,13 @@
           <w:b/>
           <w:bCs/>
         </w:rPr>
-        <w:t xml:space="preserve">Academic Term:</w:t>
-      </w:r>
-      <w:r>
-        <w:t xml:space="preserve"> </w:t>
-      </w:r>
-      <w:r>
-        <w:t xml:space="preserve">Summer 2026</w:t>
+        <w:t xml:space="preserve">Institution:</w:t>
+      </w:r>
+      <w:r>
+        <w:t xml:space="preserve"> </w:t>
+      </w:r>
+      <w:r>
+        <w:t xml:space="preserve">Algonquin College – School of Advanced Technology</w:t>
       </w:r>
       <w:r>
         <w:br/>
@@ -119,23 +119,39 @@
           <w:b/>
           <w:bCs/>
         </w:rPr>
-        <w:t xml:space="preserve">Institution:</w:t>
-      </w:r>
-      <w:r>
-        <w:t xml:space="preserve"> </w:t>
-      </w:r>
-      <w:r>
-        <w:t xml:space="preserve">Algonquin College – School of Advanced Technology</w:t>
-      </w:r>
-      <w:r>
-        <w:br/>
+        <w:t xml:space="preserve">Date:</w:t>
+      </w:r>
+      <w:r>
+        <w:t xml:space="preserve"> </w:t>
+      </w:r>
+      <w:r>
+        <w:t xml:space="preserve">August 2026 |</w:t>
+      </w:r>
+      <w:r>
+        <w:t xml:space="preserve"> </w:t>
       </w:r>
       <w:r>
         <w:rPr>
           <w:b/>
           <w:bCs/>
         </w:rPr>
-        <w:t xml:space="preserve">Repository:</w:t>
+        <w:t xml:space="preserve">Academic Term:</w:t>
+      </w:r>
+      <w:r>
+        <w:t xml:space="preserve"> </w:t>
+      </w:r>
+      <w:r>
+        <w:t xml:space="preserve">Summer 2026</w:t>
+      </w:r>
+      <w:r>
+        <w:br/>
+      </w:r>
+      <w:r>
+        <w:rPr>
+          <w:b/>
+          <w:bCs/>
+        </w:rPr>
+        <w:t xml:space="preserve">GitHub Repository:</w:t>
       </w:r>
       <w:r>
         <w:t xml:space="preserve"> </w:t>
@@ -166,7 +182,7 @@
         <w:pStyle w:val="FirstParagraph"/>
       </w:pPr>
       <w:r>
-        <w:t xml:space="preserve">This Final Automation Test Report represents the culmination of Assignment III (Phase 3: Automation Testing) for the SauceDemo (Swag Labs) e-commerce web application.</w:t>
+        <w:t xml:space="preserve">This Final Automation Test Report represents the formal culmination of Assignment III (Phase 3: Automation Testing) for the SauceDemo (Swag Labs) e-commerce web application in CST8513.</w:t>
       </w:r>
     </w:p>
     <w:bookmarkStart w:id="11" w:name="project-evolution-across-three-phases"/>
@@ -267,7 +283,20 @@
         <w:t xml:space="preserve">TC-14</w:t>
       </w:r>
       <w:r>
-        <w:t xml:space="preserve">), achieving an 85.7% pass rate (12 passed, 2 failed). Two functional defects were formally documented:</w:t>
+        <w:t xml:space="preserve">), achieving an</w:t>
+      </w:r>
+      <w:r>
+        <w:t xml:space="preserve"> </w:t>
+      </w:r>
+      <w:r>
+        <w:rPr>
+          <w:b/>
+          <w:bCs/>
+        </w:rPr>
+        <w:t xml:space="preserve">85.7% pass rate (12 passed, 2 failed)</w:t>
+      </w:r>
+      <w:r>
+        <w:t xml:space="preserve">. Two functional defects were formally documented:</w:t>
       </w:r>
     </w:p>
     <w:p>
@@ -279,7 +308,17 @@
         </w:numPr>
       </w:pPr>
       <w:r>
-        <w:t xml:space="preserve">Defect D-01 (High): Empty Cart Checkout Allowed - Users can proceed to checkout with zero products in the cart.</w:t>
+        <w:rPr>
+          <w:b/>
+          <w:bCs/>
+        </w:rPr>
+        <w:t xml:space="preserve">Defect D-01 (High Severity):</w:t>
+      </w:r>
+      <w:r>
+        <w:t xml:space="preserve"> </w:t>
+      </w:r>
+      <w:r>
+        <w:t xml:space="preserve">Empty Cart Checkout Allowed — Users can proceed to checkout with zero products in the cart.</w:t>
       </w:r>
     </w:p>
     <w:p>
@@ -291,7 +330,17 @@
         </w:numPr>
       </w:pPr>
       <w:r>
-        <w:t xml:space="preserve">Defect D-02 (Medium): Weak Customer Information Input Validation - Checkout forms accept single-character inputs without format constraints.</w:t>
+        <w:rPr>
+          <w:b/>
+          <w:bCs/>
+        </w:rPr>
+        <w:t xml:space="preserve">Defect D-02 (Medium Severity):</w:t>
+      </w:r>
+      <w:r>
+        <w:t xml:space="preserve"> </w:t>
+      </w:r>
+      <w:r>
+        <w:t xml:space="preserve">Weak Customer Information Input Validation — Checkout forms accept single-character inputs without format constraints.</w:t>
       </w:r>
     </w:p>
     <w:p>
@@ -307,13 +356,84 @@
           <w:b/>
           <w:bCs/>
         </w:rPr>
-        <w:t xml:space="preserve">Phase 3 (Automation Framework &amp; Test Implementation):</w:t>
+        <w:t xml:space="preserve">Phase 3 (Automation Framework &amp; Test Implementation - Current Phase):</w:t>
       </w:r>
       <w:r>
         <w:br/>
       </w:r>
       <w:r>
-        <w:t xml:space="preserve">Successfully developed an enterprise-grade automated regression testing suite using Python 3.11, Selenium WebDriver structured under the Page Object Model (POM) design pattern, Pytest, and Robot Framework.</w:t>
+        <w:t xml:space="preserve">Successfully developed an automated regression testing suite using</w:t>
+      </w:r>
+      <w:r>
+        <w:t xml:space="preserve"> </w:t>
+      </w:r>
+      <w:r>
+        <w:rPr>
+          <w:b/>
+          <w:bCs/>
+        </w:rPr>
+        <w:t xml:space="preserve">Python 3.11</w:t>
+      </w:r>
+      <w:r>
+        <w:t xml:space="preserve">,</w:t>
+      </w:r>
+      <w:r>
+        <w:t xml:space="preserve"> </w:t>
+      </w:r>
+      <w:r>
+        <w:rPr>
+          <w:b/>
+          <w:bCs/>
+        </w:rPr>
+        <w:t xml:space="preserve">Selenium WebDriver</w:t>
+      </w:r>
+      <w:r>
+        <w:t xml:space="preserve"> </w:t>
+      </w:r>
+      <w:r>
+        <w:t xml:space="preserve">structured under the</w:t>
+      </w:r>
+      <w:r>
+        <w:t xml:space="preserve"> </w:t>
+      </w:r>
+      <w:r>
+        <w:rPr>
+          <w:b/>
+          <w:bCs/>
+        </w:rPr>
+        <w:t xml:space="preserve">Page Object Model (POM)</w:t>
+      </w:r>
+      <w:r>
+        <w:t xml:space="preserve"> </w:t>
+      </w:r>
+      <w:r>
+        <w:t xml:space="preserve">design pattern,</w:t>
+      </w:r>
+      <w:r>
+        <w:t xml:space="preserve"> </w:t>
+      </w:r>
+      <w:r>
+        <w:rPr>
+          <w:b/>
+          <w:bCs/>
+        </w:rPr>
+        <w:t xml:space="preserve">Pytest</w:t>
+      </w:r>
+      <w:r>
+        <w:t xml:space="preserve">, and</w:t>
+      </w:r>
+      <w:r>
+        <w:t xml:space="preserve"> </w:t>
+      </w:r>
+      <w:r>
+        <w:rPr>
+          <w:b/>
+          <w:bCs/>
+        </w:rPr>
+        <w:t xml:space="preserve">Robot Framework</w:t>
+      </w:r>
+      <w:r>
+        <w:t xml:space="preserve">.</w:t>
       </w:r>
     </w:p>
     <w:bookmarkEnd w:id="11"/>
@@ -335,7 +455,17 @@
         </w:numPr>
       </w:pPr>
       <w:r>
-        <w:t xml:space="preserve">Total Test Scenarios Automated: 22 Selenium test scenarios + 14 Robot Framework test cases.</w:t>
+        <w:rPr>
+          <w:b/>
+          <w:bCs/>
+        </w:rPr>
+        <w:t xml:space="preserve">Total Test Scenarios Automated:</w:t>
+      </w:r>
+      <w:r>
+        <w:t xml:space="preserve"> </w:t>
+      </w:r>
+      <w:r>
+        <w:t xml:space="preserve">22 Selenium test scenarios + 14 Robot Framework test cases.</w:t>
       </w:r>
     </w:p>
     <w:p>
@@ -347,7 +477,24 @@
         </w:numPr>
       </w:pPr>
       <w:r>
-        <w:t xml:space="preserve">Pass Rate: 100% Pass Rate (36/36 tests passing cleanly across both frameworks).</w:t>
+        <w:rPr>
+          <w:b/>
+          <w:bCs/>
+        </w:rPr>
+        <w:t xml:space="preserve">Pass Rate:</w:t>
+      </w:r>
+      <w:r>
+        <w:t xml:space="preserve"> </w:t>
+      </w:r>
+      <w:r>
+        <w:rPr>
+          <w:b/>
+          <w:bCs/>
+        </w:rPr>
+        <w:t xml:space="preserve">100% Pass Rate (36/36 tests passing cleanly across both frameworks)</w:t>
+      </w:r>
+      <w:r>
+        <w:t xml:space="preserve">.</w:t>
       </w:r>
     </w:p>
     <w:p>
@@ -359,7 +506,62 @@
         </w:numPr>
       </w:pPr>
       <w:r>
-        <w:t xml:space="preserve">Execution Efficiency: Automated execution reduced total regression cycle time from 18 minutes (1,080 seconds) down to 1 minute 50 seconds (110.58 seconds) - an 89.8% reduction in execution time (9.8x faster).</w:t>
+        <w:rPr>
+          <w:b/>
+          <w:bCs/>
+        </w:rPr>
+        <w:t xml:space="preserve">Execution Efficiency:</w:t>
+      </w:r>
+      <w:r>
+        <w:t xml:space="preserve"> </w:t>
+      </w:r>
+      <w:r>
+        <w:t xml:space="preserve">Automated execution reduced total regression cycle time from</w:t>
+      </w:r>
+      <w:r>
+        <w:t xml:space="preserve"> </w:t>
+      </w:r>
+      <w:r>
+        <w:rPr>
+          <w:b/>
+          <w:bCs/>
+        </w:rPr>
+        <w:t xml:space="preserve">18 minutes (1,080 seconds)</w:t>
+      </w:r>
+      <w:r>
+        <w:t xml:space="preserve"> </w:t>
+      </w:r>
+      <w:r>
+        <w:t xml:space="preserve">down to</w:t>
+      </w:r>
+      <w:r>
+        <w:t xml:space="preserve"> </w:t>
+      </w:r>
+      <w:r>
+        <w:rPr>
+          <w:b/>
+          <w:bCs/>
+        </w:rPr>
+        <w:t xml:space="preserve">1 minute 50 seconds (110.58 seconds)</w:t>
+      </w:r>
+      <w:r>
+        <w:t xml:space="preserve"> </w:t>
+      </w:r>
+      <w:r>
+        <w:t xml:space="preserve">—</w:t>
+      </w:r>
+      <w:r>
+        <w:t xml:space="preserve"> </w:t>
+      </w:r>
+      <w:r>
+        <w:rPr>
+          <w:b/>
+          <w:bCs/>
+        </w:rPr>
+        <w:t xml:space="preserve">an 89.8% reduction in execution time (9.8x faster)</w:t>
+      </w:r>
+      <w:r>
+        <w:t xml:space="preserve">.</w:t>
       </w:r>
     </w:p>
     <w:p>
@@ -371,7 +573,33 @@
         </w:numPr>
       </w:pPr>
       <w:r>
-        <w:t xml:space="preserve">Continuous Integration (CI/CD): Fully configured with both Jenkins (</w:t>
+        <w:rPr>
+          <w:b/>
+          <w:bCs/>
+        </w:rPr>
+        <w:t xml:space="preserve">Continuous Integration (CI/CD):</w:t>
+      </w:r>
+      <w:r>
+        <w:t xml:space="preserve"> </w:t>
+      </w:r>
+      <w:r>
+        <w:t xml:space="preserve">Fully configured with both</w:t>
+      </w:r>
+      <w:r>
+        <w:t xml:space="preserve"> </w:t>
+      </w:r>
+      <w:r>
+        <w:rPr>
+          <w:b/>
+          <w:bCs/>
+        </w:rPr>
+        <w:t xml:space="preserve">Jenkins</w:t>
+      </w:r>
+      <w:r>
+        <w:t xml:space="preserve"> </w:t>
+      </w:r>
+      <w:r>
+        <w:t xml:space="preserve">(</w:t>
       </w:r>
       <w:r>
         <w:rPr>
@@ -380,7 +608,23 @@
         <w:t xml:space="preserve">ci_cd/Jenkinsfile</w:t>
       </w:r>
       <w:r>
-        <w:t xml:space="preserve">) and GitHub Actions (</w:t>
+        <w:t xml:space="preserve">) and</w:t>
+      </w:r>
+      <w:r>
+        <w:t xml:space="preserve"> </w:t>
+      </w:r>
+      <w:r>
+        <w:rPr>
+          <w:b/>
+          <w:bCs/>
+        </w:rPr>
+        <w:t xml:space="preserve">GitHub Actions</w:t>
+      </w:r>
+      <w:r>
+        <w:t xml:space="preserve"> </w:t>
+      </w:r>
+      <w:r>
+        <w:t xml:space="preserve">(</w:t>
       </w:r>
       <w:r>
         <w:rPr>
@@ -558,7 +802,17 @@
         </w:numPr>
       </w:pPr>
       <w:r>
-        <w:t xml:space="preserve">Module 1: Authentication &amp; Authorization (</w:t>
+        <w:rPr>
+          <w:b/>
+          <w:bCs/>
+        </w:rPr>
+        <w:t xml:space="preserve">Module 1: Authentication &amp; Authorization</w:t>
+      </w:r>
+      <w:r>
+        <w:t xml:space="preserve"> </w:t>
+      </w:r>
+      <w:r>
+        <w:t xml:space="preserve">(</w:t>
       </w:r>
       <w:r>
         <w:rPr>
@@ -631,6 +885,37 @@
       </w:r>
       <w:r>
         <w:t xml:space="preserve">)</w:t>
+      </w:r>
+      <w:r>
+        <w:br/>
+      </w:r>
+      <w:r>
+        <w:rPr>
+          <w:i/>
+          <w:iCs/>
+        </w:rPr>
+        <w:t xml:space="preserve">Code References:</w:t>
+      </w:r>
+      <w:r>
+        <w:t xml:space="preserve"> </w:t>
+      </w:r>
+      <w:r>
+        <w:rPr>
+          <w:rStyle w:val="VerbatimChar"/>
+        </w:rPr>
+        <w:t xml:space="preserve">automation_selenium/pages/login_page.py</w:t>
+      </w:r>
+      <w:r>
+        <w:t xml:space="preserve">,</w:t>
+      </w:r>
+      <w:r>
+        <w:t xml:space="preserve"> </w:t>
+      </w:r>
+      <w:r>
+        <w:rPr>
+          <w:rStyle w:val="VerbatimChar"/>
+        </w:rPr>
+        <w:t xml:space="preserve">automation_selenium/tests/test_authentication.py</w:t>
       </w:r>
     </w:p>
     <w:p>
@@ -642,7 +927,17 @@
         </w:numPr>
       </w:pPr>
       <w:r>
-        <w:t xml:space="preserve">Module 2: Product Catalog &amp; Sorting (</w:t>
+        <w:rPr>
+          <w:b/>
+          <w:bCs/>
+        </w:rPr>
+        <w:t xml:space="preserve">Module 2: Product Catalog &amp; Sorting</w:t>
+      </w:r>
+      <w:r>
+        <w:t xml:space="preserve"> </w:t>
+      </w:r>
+      <w:r>
+        <w:t xml:space="preserve">(</w:t>
       </w:r>
       <w:r>
         <w:rPr>
@@ -715,6 +1010,49 @@
       </w:r>
       <w:r>
         <w:t xml:space="preserve">)</w:t>
+      </w:r>
+      <w:r>
+        <w:br/>
+      </w:r>
+      <w:r>
+        <w:rPr>
+          <w:i/>
+          <w:iCs/>
+        </w:rPr>
+        <w:t xml:space="preserve">Code References:</w:t>
+      </w:r>
+      <w:r>
+        <w:t xml:space="preserve"> </w:t>
+      </w:r>
+      <w:r>
+        <w:rPr>
+          <w:rStyle w:val="VerbatimChar"/>
+        </w:rPr>
+        <w:t xml:space="preserve">automation_selenium/pages/inventory_page.py</w:t>
+      </w:r>
+      <w:r>
+        <w:t xml:space="preserve">,</w:t>
+      </w:r>
+      <w:r>
+        <w:t xml:space="preserve"> </w:t>
+      </w:r>
+      <w:r>
+        <w:rPr>
+          <w:rStyle w:val="VerbatimChar"/>
+        </w:rPr>
+        <w:t xml:space="preserve">automation_selenium/pages/product_details_page.py</w:t>
+      </w:r>
+      <w:r>
+        <w:t xml:space="preserve">,</w:t>
+      </w:r>
+      <w:r>
+        <w:t xml:space="preserve"> </w:t>
+      </w:r>
+      <w:r>
+        <w:rPr>
+          <w:rStyle w:val="VerbatimChar"/>
+        </w:rPr>
+        <w:t xml:space="preserve">automation_selenium/tests/test_inventory.py</w:t>
       </w:r>
     </w:p>
     <w:p>
@@ -726,7 +1064,17 @@
         </w:numPr>
       </w:pPr>
       <w:r>
-        <w:t xml:space="preserve">Module 3: Shopping Cart Operations (</w:t>
+        <w:rPr>
+          <w:b/>
+          <w:bCs/>
+        </w:rPr>
+        <w:t xml:space="preserve">Module 3: Shopping Cart Operations</w:t>
+      </w:r>
+      <w:r>
+        <w:t xml:space="preserve"> </w:t>
+      </w:r>
+      <w:r>
+        <w:t xml:space="preserve">(</w:t>
       </w:r>
       <w:r>
         <w:rPr>
@@ -799,6 +1147,37 @@
       </w:r>
       <w:r>
         <w:t xml:space="preserve">)</w:t>
+      </w:r>
+      <w:r>
+        <w:br/>
+      </w:r>
+      <w:r>
+        <w:rPr>
+          <w:i/>
+          <w:iCs/>
+        </w:rPr>
+        <w:t xml:space="preserve">Code References:</w:t>
+      </w:r>
+      <w:r>
+        <w:t xml:space="preserve"> </w:t>
+      </w:r>
+      <w:r>
+        <w:rPr>
+          <w:rStyle w:val="VerbatimChar"/>
+        </w:rPr>
+        <w:t xml:space="preserve">automation_selenium/pages/cart_page.py</w:t>
+      </w:r>
+      <w:r>
+        <w:t xml:space="preserve">,</w:t>
+      </w:r>
+      <w:r>
+        <w:t xml:space="preserve"> </w:t>
+      </w:r>
+      <w:r>
+        <w:rPr>
+          <w:rStyle w:val="VerbatimChar"/>
+        </w:rPr>
+        <w:t xml:space="preserve">automation_selenium/tests/test_cart.py</w:t>
       </w:r>
     </w:p>
     <w:p>
@@ -810,7 +1189,17 @@
         </w:numPr>
       </w:pPr>
       <w:r>
-        <w:t xml:space="preserve">Module 4: Checkout Process &amp; Mathematical Calculations (</w:t>
+        <w:rPr>
+          <w:b/>
+          <w:bCs/>
+        </w:rPr>
+        <w:t xml:space="preserve">Module 4: Checkout Process &amp; Mathematical Calculations</w:t>
+      </w:r>
+      <w:r>
+        <w:t xml:space="preserve"> </w:t>
+      </w:r>
+      <w:r>
+        <w:t xml:space="preserve">(</w:t>
       </w:r>
       <w:r>
         <w:rPr>
@@ -898,6 +1287,61 @@
       </w:r>
       <w:r>
         <w:t xml:space="preserve">)</w:t>
+      </w:r>
+      <w:r>
+        <w:br/>
+      </w:r>
+      <w:r>
+        <w:rPr>
+          <w:i/>
+          <w:iCs/>
+        </w:rPr>
+        <w:t xml:space="preserve">Code References:</w:t>
+      </w:r>
+      <w:r>
+        <w:t xml:space="preserve"> </w:t>
+      </w:r>
+      <w:r>
+        <w:rPr>
+          <w:rStyle w:val="VerbatimChar"/>
+        </w:rPr>
+        <w:t xml:space="preserve">automation_selenium/pages/checkout_step_one_page.py</w:t>
+      </w:r>
+      <w:r>
+        <w:t xml:space="preserve">,</w:t>
+      </w:r>
+      <w:r>
+        <w:t xml:space="preserve"> </w:t>
+      </w:r>
+      <w:r>
+        <w:rPr>
+          <w:rStyle w:val="VerbatimChar"/>
+        </w:rPr>
+        <w:t xml:space="preserve">automation_selenium/pages/checkout_step_two_page.py</w:t>
+      </w:r>
+      <w:r>
+        <w:t xml:space="preserve">,</w:t>
+      </w:r>
+      <w:r>
+        <w:t xml:space="preserve"> </w:t>
+      </w:r>
+      <w:r>
+        <w:rPr>
+          <w:rStyle w:val="VerbatimChar"/>
+        </w:rPr>
+        <w:t xml:space="preserve">automation_selenium/pages/checkout_complete_page.py</w:t>
+      </w:r>
+      <w:r>
+        <w:t xml:space="preserve">,</w:t>
+      </w:r>
+      <w:r>
+        <w:t xml:space="preserve"> </w:t>
+      </w:r>
+      <w:r>
+        <w:rPr>
+          <w:rStyle w:val="VerbatimChar"/>
+        </w:rPr>
+        <w:t xml:space="preserve">automation_selenium/tests/test_checkout.py</w:t>
       </w:r>
     </w:p>
     <w:p>
@@ -909,7 +1353,36 @@
         </w:numPr>
       </w:pPr>
       <w:r>
-        <w:t xml:space="preserve">Module 5: End-to-End User Purchase Lifecycle (Comprehensive multi-step user journey)</w:t>
+        <w:rPr>
+          <w:b/>
+          <w:bCs/>
+        </w:rPr>
+        <w:t xml:space="preserve">Module 5: End-to-End User Purchase Lifecycle</w:t>
+      </w:r>
+      <w:r>
+        <w:t xml:space="preserve"> </w:t>
+      </w:r>
+      <w:r>
+        <w:t xml:space="preserve">(Comprehensive multi-step user journey)</w:t>
+      </w:r>
+      <w:r>
+        <w:br/>
+      </w:r>
+      <w:r>
+        <w:rPr>
+          <w:i/>
+          <w:iCs/>
+        </w:rPr>
+        <w:t xml:space="preserve">Code Reference:</w:t>
+      </w:r>
+      <w:r>
+        <w:t xml:space="preserve"> </w:t>
+      </w:r>
+      <w:r>
+        <w:rPr>
+          <w:rStyle w:val="VerbatimChar"/>
+        </w:rPr>
+        <w:t xml:space="preserve">automation_selenium/tests/test_e2e_workflow.py</w:t>
       </w:r>
     </w:p>
     <w:p>
@@ -1391,6 +1864,10 @@
               <w:jc w:val="left"/>
             </w:pPr>
             <w:r>
+              <w:rPr>
+                <w:b/>
+                <w:bCs/>
+              </w:rPr>
               <w:t xml:space="preserve">Selenium WebDriver (Pytest)</w:t>
             </w:r>
           </w:p>
@@ -1439,6 +1916,10 @@
               <w:jc w:val="left"/>
             </w:pPr>
             <w:r>
+              <w:rPr>
+                <w:b/>
+                <w:bCs/>
+              </w:rPr>
               <w:t xml:space="preserve">100%</w:t>
             </w:r>
           </w:p>
@@ -1451,6 +1932,10 @@
               <w:jc w:val="left"/>
             </w:pPr>
             <w:r>
+              <w:rPr>
+                <w:b/>
+                <w:bCs/>
+              </w:rPr>
               <w:t xml:space="preserve">110.58s (01:50 min)</w:t>
             </w:r>
           </w:p>
@@ -1465,6 +1950,10 @@
               <w:jc w:val="left"/>
             </w:pPr>
             <w:r>
+              <w:rPr>
+                <w:b/>
+                <w:bCs/>
+              </w:rPr>
               <w:t xml:space="preserve">Robot Framework</w:t>
             </w:r>
           </w:p>
@@ -1513,6 +2002,10 @@
               <w:jc w:val="left"/>
             </w:pPr>
             <w:r>
+              <w:rPr>
+                <w:b/>
+                <w:bCs/>
+              </w:rPr>
               <w:t xml:space="preserve">100%</w:t>
             </w:r>
           </w:p>
@@ -1525,6 +2018,10 @@
               <w:jc w:val="left"/>
             </w:pPr>
             <w:r>
+              <w:rPr>
+                <w:b/>
+                <w:bCs/>
+              </w:rPr>
               <w:t xml:space="preserve">45.22s (00:45 min)</w:t>
             </w:r>
           </w:p>
@@ -1539,6 +2036,10 @@
               <w:jc w:val="left"/>
             </w:pPr>
             <w:r>
+              <w:rPr>
+                <w:b/>
+                <w:bCs/>
+              </w:rPr>
               <w:t xml:space="preserve">Consolidated Total</w:t>
             </w:r>
           </w:p>
@@ -1551,6 +2052,10 @@
               <w:jc w:val="left"/>
             </w:pPr>
             <w:r>
+              <w:rPr>
+                <w:b/>
+                <w:bCs/>
+              </w:rPr>
               <w:t xml:space="preserve">36</w:t>
             </w:r>
           </w:p>
@@ -1563,6 +2068,10 @@
               <w:jc w:val="left"/>
             </w:pPr>
             <w:r>
+              <w:rPr>
+                <w:b/>
+                <w:bCs/>
+              </w:rPr>
               <w:t xml:space="preserve">36</w:t>
             </w:r>
           </w:p>
@@ -1575,6 +2084,10 @@
               <w:jc w:val="left"/>
             </w:pPr>
             <w:r>
+              <w:rPr>
+                <w:b/>
+                <w:bCs/>
+              </w:rPr>
               <w:t xml:space="preserve">0</w:t>
             </w:r>
           </w:p>
@@ -1587,6 +2100,10 @@
               <w:jc w:val="left"/>
             </w:pPr>
             <w:r>
+              <w:rPr>
+                <w:b/>
+                <w:bCs/>
+              </w:rPr>
               <w:t xml:space="preserve">100%</w:t>
             </w:r>
           </w:p>
@@ -1599,6 +2116,10 @@
               <w:jc w:val="left"/>
             </w:pPr>
             <w:r>
+              <w:rPr>
+                <w:b/>
+                <w:bCs/>
+              </w:rPr>
               <w:t xml:space="preserve">155.80s (02:35 min)</w:t>
             </w:r>
           </w:p>
@@ -1686,7 +2207,7 @@
               <w:jc w:val="left"/>
             </w:pPr>
             <w:r>
-              <w:t xml:space="preserve">Automated Test Function</w:t>
+              <w:t xml:space="preserve">Automated Test Function &amp; Code Location</w:t>
             </w:r>
           </w:p>
         </w:tc>
@@ -1736,6 +2257,10 @@
               <w:jc w:val="left"/>
             </w:pPr>
             <w:r>
+              <w:rPr>
+                <w:b/>
+                <w:bCs/>
+              </w:rPr>
               <w:t xml:space="preserve">TC-01</w:t>
             </w:r>
           </w:p>
@@ -1775,18 +2300,22 @@
               <w:rPr>
                 <w:rStyle w:val="VerbatimChar"/>
               </w:rPr>
-              <w:t xml:space="preserve">test_tc01_successful_login</w:t>
-            </w:r>
-          </w:p>
-        </w:tc>
-        <w:tc>
-          <w:tcPr/>
-          <w:p>
-            <w:pPr>
-              <w:pStyle w:val="Compact"/>
-              <w:jc w:val="left"/>
-            </w:pPr>
-            <w:r>
+              <w:t xml:space="preserve">test_authentication.py: test_tc01_successful_login</w:t>
+            </w:r>
+          </w:p>
+        </w:tc>
+        <w:tc>
+          <w:tcPr/>
+          <w:p>
+            <w:pPr>
+              <w:pStyle w:val="Compact"/>
+              <w:jc w:val="left"/>
+            </w:pPr>
+            <w:r>
+              <w:rPr>
+                <w:b/>
+                <w:bCs/>
+              </w:rPr>
               <w:t xml:space="preserve">PASSED</w:t>
             </w:r>
           </w:p>
@@ -1837,6 +2366,10 @@
               <w:jc w:val="left"/>
             </w:pPr>
             <w:r>
+              <w:rPr>
+                <w:b/>
+                <w:bCs/>
+              </w:rPr>
               <w:t xml:space="preserve">TC-02-A</w:t>
             </w:r>
           </w:p>
@@ -1876,18 +2409,22 @@
               <w:rPr>
                 <w:rStyle w:val="VerbatimChar"/>
               </w:rPr>
-              <w:t xml:space="preserve">test_tc02_login_error_validation[invalid]</w:t>
-            </w:r>
-          </w:p>
-        </w:tc>
-        <w:tc>
-          <w:tcPr/>
-          <w:p>
-            <w:pPr>
-              <w:pStyle w:val="Compact"/>
-              <w:jc w:val="left"/>
-            </w:pPr>
-            <w:r>
+              <w:t xml:space="preserve">test_authentication.py: test_tc02_login_error_validation[invalid]</w:t>
+            </w:r>
+          </w:p>
+        </w:tc>
+        <w:tc>
+          <w:tcPr/>
+          <w:p>
+            <w:pPr>
+              <w:pStyle w:val="Compact"/>
+              <w:jc w:val="left"/>
+            </w:pPr>
+            <w:r>
+              <w:rPr>
+                <w:b/>
+                <w:bCs/>
+              </w:rPr>
               <w:t xml:space="preserve">PASSED</w:t>
             </w:r>
           </w:p>
@@ -1935,6 +2472,10 @@
               <w:jc w:val="left"/>
             </w:pPr>
             <w:r>
+              <w:rPr>
+                <w:b/>
+                <w:bCs/>
+              </w:rPr>
               <w:t xml:space="preserve">TC-02-B</w:t>
             </w:r>
           </w:p>
@@ -1974,18 +2515,22 @@
               <w:rPr>
                 <w:rStyle w:val="VerbatimChar"/>
               </w:rPr>
-              <w:t xml:space="preserve">test_tc02_login_error_validation[locked]</w:t>
-            </w:r>
-          </w:p>
-        </w:tc>
-        <w:tc>
-          <w:tcPr/>
-          <w:p>
-            <w:pPr>
-              <w:pStyle w:val="Compact"/>
-              <w:jc w:val="left"/>
-            </w:pPr>
-            <w:r>
+              <w:t xml:space="preserve">test_authentication.py: test_tc02_login_error_validation[locked]</w:t>
+            </w:r>
+          </w:p>
+        </w:tc>
+        <w:tc>
+          <w:tcPr/>
+          <w:p>
+            <w:pPr>
+              <w:pStyle w:val="Compact"/>
+              <w:jc w:val="left"/>
+            </w:pPr>
+            <w:r>
+              <w:rPr>
+                <w:b/>
+                <w:bCs/>
+              </w:rPr>
               <w:t xml:space="preserve">PASSED</w:t>
             </w:r>
           </w:p>
@@ -2030,6 +2575,10 @@
               <w:jc w:val="left"/>
             </w:pPr>
             <w:r>
+              <w:rPr>
+                <w:b/>
+                <w:bCs/>
+              </w:rPr>
               <w:t xml:space="preserve">TC-02-C</w:t>
             </w:r>
           </w:p>
@@ -2069,18 +2618,22 @@
               <w:rPr>
                 <w:rStyle w:val="VerbatimChar"/>
               </w:rPr>
-              <w:t xml:space="preserve">test_tc02_login_error_validation[empty_user]</w:t>
-            </w:r>
-          </w:p>
-        </w:tc>
-        <w:tc>
-          <w:tcPr/>
-          <w:p>
-            <w:pPr>
-              <w:pStyle w:val="Compact"/>
-              <w:jc w:val="left"/>
-            </w:pPr>
-            <w:r>
+              <w:t xml:space="preserve">test_authentication.py: test_tc02_login_error_validation[empty_user]</w:t>
+            </w:r>
+          </w:p>
+        </w:tc>
+        <w:tc>
+          <w:tcPr/>
+          <w:p>
+            <w:pPr>
+              <w:pStyle w:val="Compact"/>
+              <w:jc w:val="left"/>
+            </w:pPr>
+            <w:r>
+              <w:rPr>
+                <w:b/>
+                <w:bCs/>
+              </w:rPr>
               <w:t xml:space="preserve">PASSED</w:t>
             </w:r>
           </w:p>
@@ -2128,6 +2681,10 @@
               <w:jc w:val="left"/>
             </w:pPr>
             <w:r>
+              <w:rPr>
+                <w:b/>
+                <w:bCs/>
+              </w:rPr>
               <w:t xml:space="preserve">TC-02-D</w:t>
             </w:r>
           </w:p>
@@ -2167,18 +2724,22 @@
               <w:rPr>
                 <w:rStyle w:val="VerbatimChar"/>
               </w:rPr>
-              <w:t xml:space="preserve">test_tc02_login_error_validation[empty_pass]</w:t>
-            </w:r>
-          </w:p>
-        </w:tc>
-        <w:tc>
-          <w:tcPr/>
-          <w:p>
-            <w:pPr>
-              <w:pStyle w:val="Compact"/>
-              <w:jc w:val="left"/>
-            </w:pPr>
-            <w:r>
+              <w:t xml:space="preserve">test_authentication.py: test_tc02_login_error_validation[empty_pass]</w:t>
+            </w:r>
+          </w:p>
+        </w:tc>
+        <w:tc>
+          <w:tcPr/>
+          <w:p>
+            <w:pPr>
+              <w:pStyle w:val="Compact"/>
+              <w:jc w:val="left"/>
+            </w:pPr>
+            <w:r>
+              <w:rPr>
+                <w:b/>
+                <w:bCs/>
+              </w:rPr>
               <w:t xml:space="preserve">PASSED</w:t>
             </w:r>
           </w:p>
@@ -2226,6 +2787,10 @@
               <w:jc w:val="left"/>
             </w:pPr>
             <w:r>
+              <w:rPr>
+                <w:b/>
+                <w:bCs/>
+              </w:rPr>
               <w:t xml:space="preserve">TC-03</w:t>
             </w:r>
           </w:p>
@@ -2265,18 +2830,22 @@
               <w:rPr>
                 <w:rStyle w:val="VerbatimChar"/>
               </w:rPr>
-              <w:t xml:space="preserve">test_tc03_inventory_display</w:t>
-            </w:r>
-          </w:p>
-        </w:tc>
-        <w:tc>
-          <w:tcPr/>
-          <w:p>
-            <w:pPr>
-              <w:pStyle w:val="Compact"/>
-              <w:jc w:val="left"/>
-            </w:pPr>
-            <w:r>
+              <w:t xml:space="preserve">test_inventory.py: test_tc03_inventory_display</w:t>
+            </w:r>
+          </w:p>
+        </w:tc>
+        <w:tc>
+          <w:tcPr/>
+          <w:p>
+            <w:pPr>
+              <w:pStyle w:val="Compact"/>
+              <w:jc w:val="left"/>
+            </w:pPr>
+            <w:r>
+              <w:rPr>
+                <w:b/>
+                <w:bCs/>
+              </w:rPr>
               <w:t xml:space="preserve">PASSED</w:t>
             </w:r>
           </w:p>
@@ -2315,6 +2884,10 @@
               <w:jc w:val="left"/>
             </w:pPr>
             <w:r>
+              <w:rPr>
+                <w:b/>
+                <w:bCs/>
+              </w:rPr>
               <w:t xml:space="preserve">TC-04-A</w:t>
             </w:r>
           </w:p>
@@ -2354,18 +2927,22 @@
               <w:rPr>
                 <w:rStyle w:val="VerbatimChar"/>
               </w:rPr>
-              <w:t xml:space="preserve">test_tc04_product_sorting[az]</w:t>
-            </w:r>
-          </w:p>
-        </w:tc>
-        <w:tc>
-          <w:tcPr/>
-          <w:p>
-            <w:pPr>
-              <w:pStyle w:val="Compact"/>
-              <w:jc w:val="left"/>
-            </w:pPr>
-            <w:r>
+              <w:t xml:space="preserve">test_inventory.py: test_tc04_product_sorting[az]</w:t>
+            </w:r>
+          </w:p>
+        </w:tc>
+        <w:tc>
+          <w:tcPr/>
+          <w:p>
+            <w:pPr>
+              <w:pStyle w:val="Compact"/>
+              <w:jc w:val="left"/>
+            </w:pPr>
+            <w:r>
+              <w:rPr>
+                <w:b/>
+                <w:bCs/>
+              </w:rPr>
               <w:t xml:space="preserve">PASSED</w:t>
             </w:r>
           </w:p>
@@ -2404,6 +2981,10 @@
               <w:jc w:val="left"/>
             </w:pPr>
             <w:r>
+              <w:rPr>
+                <w:b/>
+                <w:bCs/>
+              </w:rPr>
               <w:t xml:space="preserve">TC-04-B</w:t>
             </w:r>
           </w:p>
@@ -2443,18 +3024,22 @@
               <w:rPr>
                 <w:rStyle w:val="VerbatimChar"/>
               </w:rPr>
-              <w:t xml:space="preserve">test_tc04_product_sorting[za]</w:t>
-            </w:r>
-          </w:p>
-        </w:tc>
-        <w:tc>
-          <w:tcPr/>
-          <w:p>
-            <w:pPr>
-              <w:pStyle w:val="Compact"/>
-              <w:jc w:val="left"/>
-            </w:pPr>
-            <w:r>
+              <w:t xml:space="preserve">test_inventory.py: test_tc04_product_sorting[za]</w:t>
+            </w:r>
+          </w:p>
+        </w:tc>
+        <w:tc>
+          <w:tcPr/>
+          <w:p>
+            <w:pPr>
+              <w:pStyle w:val="Compact"/>
+              <w:jc w:val="left"/>
+            </w:pPr>
+            <w:r>
+              <w:rPr>
+                <w:b/>
+                <w:bCs/>
+              </w:rPr>
               <w:t xml:space="preserve">PASSED</w:t>
             </w:r>
           </w:p>
@@ -2493,6 +3078,10 @@
               <w:jc w:val="left"/>
             </w:pPr>
             <w:r>
+              <w:rPr>
+                <w:b/>
+                <w:bCs/>
+              </w:rPr>
               <w:t xml:space="preserve">TC-04-C</w:t>
             </w:r>
           </w:p>
@@ -2532,18 +3121,22 @@
               <w:rPr>
                 <w:rStyle w:val="VerbatimChar"/>
               </w:rPr>
-              <w:t xml:space="preserve">test_tc04_product_sorting[lohi]</w:t>
-            </w:r>
-          </w:p>
-        </w:tc>
-        <w:tc>
-          <w:tcPr/>
-          <w:p>
-            <w:pPr>
-              <w:pStyle w:val="Compact"/>
-              <w:jc w:val="left"/>
-            </w:pPr>
-            <w:r>
+              <w:t xml:space="preserve">test_inventory.py: test_tc04_product_sorting[lohi]</w:t>
+            </w:r>
+          </w:p>
+        </w:tc>
+        <w:tc>
+          <w:tcPr/>
+          <w:p>
+            <w:pPr>
+              <w:pStyle w:val="Compact"/>
+              <w:jc w:val="left"/>
+            </w:pPr>
+            <w:r>
+              <w:rPr>
+                <w:b/>
+                <w:bCs/>
+              </w:rPr>
               <w:t xml:space="preserve">PASSED</w:t>
             </w:r>
           </w:p>
@@ -2582,6 +3175,10 @@
               <w:jc w:val="left"/>
             </w:pPr>
             <w:r>
+              <w:rPr>
+                <w:b/>
+                <w:bCs/>
+              </w:rPr>
               <w:t xml:space="preserve">TC-04-D</w:t>
             </w:r>
           </w:p>
@@ -2621,18 +3218,22 @@
               <w:rPr>
                 <w:rStyle w:val="VerbatimChar"/>
               </w:rPr>
-              <w:t xml:space="preserve">test_tc04_product_sorting[hilo]</w:t>
-            </w:r>
-          </w:p>
-        </w:tc>
-        <w:tc>
-          <w:tcPr/>
-          <w:p>
-            <w:pPr>
-              <w:pStyle w:val="Compact"/>
-              <w:jc w:val="left"/>
-            </w:pPr>
-            <w:r>
+              <w:t xml:space="preserve">test_inventory.py: test_tc04_product_sorting[hilo]</w:t>
+            </w:r>
+          </w:p>
+        </w:tc>
+        <w:tc>
+          <w:tcPr/>
+          <w:p>
+            <w:pPr>
+              <w:pStyle w:val="Compact"/>
+              <w:jc w:val="left"/>
+            </w:pPr>
+            <w:r>
+              <w:rPr>
+                <w:b/>
+                <w:bCs/>
+              </w:rPr>
               <w:t xml:space="preserve">PASSED</w:t>
             </w:r>
           </w:p>
@@ -2671,6 +3272,10 @@
               <w:jc w:val="left"/>
             </w:pPr>
             <w:r>
+              <w:rPr>
+                <w:b/>
+                <w:bCs/>
+              </w:rPr>
               <w:t xml:space="preserve">TC-05</w:t>
             </w:r>
           </w:p>
@@ -2710,18 +3315,22 @@
               <w:rPr>
                 <w:rStyle w:val="VerbatimChar"/>
               </w:rPr>
-              <w:t xml:space="preserve">test_tc05_product_details_view</w:t>
-            </w:r>
-          </w:p>
-        </w:tc>
-        <w:tc>
-          <w:tcPr/>
-          <w:p>
-            <w:pPr>
-              <w:pStyle w:val="Compact"/>
-              <w:jc w:val="left"/>
-            </w:pPr>
-            <w:r>
+              <w:t xml:space="preserve">test_inventory.py: test_tc05_product_details_view</w:t>
+            </w:r>
+          </w:p>
+        </w:tc>
+        <w:tc>
+          <w:tcPr/>
+          <w:p>
+            <w:pPr>
+              <w:pStyle w:val="Compact"/>
+              <w:jc w:val="left"/>
+            </w:pPr>
+            <w:r>
+              <w:rPr>
+                <w:b/>
+                <w:bCs/>
+              </w:rPr>
               <w:t xml:space="preserve">PASSED</w:t>
             </w:r>
           </w:p>
@@ -2760,6 +3369,10 @@
               <w:jc w:val="left"/>
             </w:pPr>
             <w:r>
+              <w:rPr>
+                <w:b/>
+                <w:bCs/>
+              </w:rPr>
               <w:t xml:space="preserve">TC-06</w:t>
             </w:r>
           </w:p>
@@ -2799,18 +3412,22 @@
               <w:rPr>
                 <w:rStyle w:val="VerbatimChar"/>
               </w:rPr>
-              <w:t xml:space="preserve">test_tc06_add_to_cart</w:t>
-            </w:r>
-          </w:p>
-        </w:tc>
-        <w:tc>
-          <w:tcPr/>
-          <w:p>
-            <w:pPr>
-              <w:pStyle w:val="Compact"/>
-              <w:jc w:val="left"/>
-            </w:pPr>
-            <w:r>
+              <w:t xml:space="preserve">test_cart.py: test_tc06_add_to_cart</w:t>
+            </w:r>
+          </w:p>
+        </w:tc>
+        <w:tc>
+          <w:tcPr/>
+          <w:p>
+            <w:pPr>
+              <w:pStyle w:val="Compact"/>
+              <w:jc w:val="left"/>
+            </w:pPr>
+            <w:r>
+              <w:rPr>
+                <w:b/>
+                <w:bCs/>
+              </w:rPr>
               <w:t xml:space="preserve">PASSED</w:t>
             </w:r>
           </w:p>
@@ -2849,6 +3466,10 @@
               <w:jc w:val="left"/>
             </w:pPr>
             <w:r>
+              <w:rPr>
+                <w:b/>
+                <w:bCs/>
+              </w:rPr>
               <w:t xml:space="preserve">TC-07</w:t>
             </w:r>
           </w:p>
@@ -2888,18 +3509,22 @@
               <w:rPr>
                 <w:rStyle w:val="VerbatimChar"/>
               </w:rPr>
-              <w:t xml:space="preserve">test_tc07_remove_from_cart</w:t>
-            </w:r>
-          </w:p>
-        </w:tc>
-        <w:tc>
-          <w:tcPr/>
-          <w:p>
-            <w:pPr>
-              <w:pStyle w:val="Compact"/>
-              <w:jc w:val="left"/>
-            </w:pPr>
-            <w:r>
+              <w:t xml:space="preserve">test_cart.py: test_tc07_remove_from_cart</w:t>
+            </w:r>
+          </w:p>
+        </w:tc>
+        <w:tc>
+          <w:tcPr/>
+          <w:p>
+            <w:pPr>
+              <w:pStyle w:val="Compact"/>
+              <w:jc w:val="left"/>
+            </w:pPr>
+            <w:r>
+              <w:rPr>
+                <w:b/>
+                <w:bCs/>
+              </w:rPr>
               <w:t xml:space="preserve">PASSED</w:t>
             </w:r>
           </w:p>
@@ -2938,6 +3563,10 @@
               <w:jc w:val="left"/>
             </w:pPr>
             <w:r>
+              <w:rPr>
+                <w:b/>
+                <w:bCs/>
+              </w:rPr>
               <w:t xml:space="preserve">TC-08</w:t>
             </w:r>
           </w:p>
@@ -2977,18 +3606,22 @@
               <w:rPr>
                 <w:rStyle w:val="VerbatimChar"/>
               </w:rPr>
-              <w:t xml:space="preserve">test_tc08_cart_review</w:t>
-            </w:r>
-          </w:p>
-        </w:tc>
-        <w:tc>
-          <w:tcPr/>
-          <w:p>
-            <w:pPr>
-              <w:pStyle w:val="Compact"/>
-              <w:jc w:val="left"/>
-            </w:pPr>
-            <w:r>
+              <w:t xml:space="preserve">test_cart.py: test_tc08_cart_review</w:t>
+            </w:r>
+          </w:p>
+        </w:tc>
+        <w:tc>
+          <w:tcPr/>
+          <w:p>
+            <w:pPr>
+              <w:pStyle w:val="Compact"/>
+              <w:jc w:val="left"/>
+            </w:pPr>
+            <w:r>
+              <w:rPr>
+                <w:b/>
+                <w:bCs/>
+              </w:rPr>
               <w:t xml:space="preserve">PASSED</w:t>
             </w:r>
           </w:p>
@@ -3042,6 +3675,10 @@
               <w:jc w:val="left"/>
             </w:pPr>
             <w:r>
+              <w:rPr>
+                <w:b/>
+                <w:bCs/>
+              </w:rPr>
               <w:t xml:space="preserve">TC-09</w:t>
             </w:r>
           </w:p>
@@ -3081,18 +3718,22 @@
               <w:rPr>
                 <w:rStyle w:val="VerbatimChar"/>
               </w:rPr>
-              <w:t xml:space="preserve">test_tc09_checkout_empty_fields_validation</w:t>
-            </w:r>
-          </w:p>
-        </w:tc>
-        <w:tc>
-          <w:tcPr/>
-          <w:p>
-            <w:pPr>
-              <w:pStyle w:val="Compact"/>
-              <w:jc w:val="left"/>
-            </w:pPr>
-            <w:r>
+              <w:t xml:space="preserve">test_checkout.py: test_tc09_checkout_empty_fields_validation</w:t>
+            </w:r>
+          </w:p>
+        </w:tc>
+        <w:tc>
+          <w:tcPr/>
+          <w:p>
+            <w:pPr>
+              <w:pStyle w:val="Compact"/>
+              <w:jc w:val="left"/>
+            </w:pPr>
+            <w:r>
+              <w:rPr>
+                <w:b/>
+                <w:bCs/>
+              </w:rPr>
               <w:t xml:space="preserve">PASSED</w:t>
             </w:r>
           </w:p>
@@ -3140,6 +3781,10 @@
               <w:jc w:val="left"/>
             </w:pPr>
             <w:r>
+              <w:rPr>
+                <w:b/>
+                <w:bCs/>
+              </w:rPr>
               <w:t xml:space="preserve">TC-10-A</w:t>
             </w:r>
           </w:p>
@@ -3179,18 +3824,22 @@
               <w:rPr>
                 <w:rStyle w:val="VerbatimChar"/>
               </w:rPr>
-              <w:t xml:space="preserve">test_tc10_checkout_input_validation[last_name]</w:t>
-            </w:r>
-          </w:p>
-        </w:tc>
-        <w:tc>
-          <w:tcPr/>
-          <w:p>
-            <w:pPr>
-              <w:pStyle w:val="Compact"/>
-              <w:jc w:val="left"/>
-            </w:pPr>
-            <w:r>
+              <w:t xml:space="preserve">test_checkout.py: test_tc10_checkout_input_validation[last_name]</w:t>
+            </w:r>
+          </w:p>
+        </w:tc>
+        <w:tc>
+          <w:tcPr/>
+          <w:p>
+            <w:pPr>
+              <w:pStyle w:val="Compact"/>
+              <w:jc w:val="left"/>
+            </w:pPr>
+            <w:r>
+              <w:rPr>
+                <w:b/>
+                <w:bCs/>
+              </w:rPr>
               <w:t xml:space="preserve">PASSED</w:t>
             </w:r>
           </w:p>
@@ -3238,6 +3887,10 @@
               <w:jc w:val="left"/>
             </w:pPr>
             <w:r>
+              <w:rPr>
+                <w:b/>
+                <w:bCs/>
+              </w:rPr>
               <w:t xml:space="preserve">TC-10-B</w:t>
             </w:r>
           </w:p>
@@ -3277,18 +3930,22 @@
               <w:rPr>
                 <w:rStyle w:val="VerbatimChar"/>
               </w:rPr>
-              <w:t xml:space="preserve">test_tc10_checkout_input_validation[postal_code]</w:t>
-            </w:r>
-          </w:p>
-        </w:tc>
-        <w:tc>
-          <w:tcPr/>
-          <w:p>
-            <w:pPr>
-              <w:pStyle w:val="Compact"/>
-              <w:jc w:val="left"/>
-            </w:pPr>
-            <w:r>
+              <w:t xml:space="preserve">test_checkout.py: test_tc10_checkout_input_validation[postal_code]</w:t>
+            </w:r>
+          </w:p>
+        </w:tc>
+        <w:tc>
+          <w:tcPr/>
+          <w:p>
+            <w:pPr>
+              <w:pStyle w:val="Compact"/>
+              <w:jc w:val="left"/>
+            </w:pPr>
+            <w:r>
+              <w:rPr>
+                <w:b/>
+                <w:bCs/>
+              </w:rPr>
               <w:t xml:space="preserve">PASSED</w:t>
             </w:r>
           </w:p>
@@ -3336,6 +3993,10 @@
               <w:jc w:val="left"/>
             </w:pPr>
             <w:r>
+              <w:rPr>
+                <w:b/>
+                <w:bCs/>
+              </w:rPr>
               <w:t xml:space="preserve">TC-11</w:t>
             </w:r>
           </w:p>
@@ -3375,18 +4036,22 @@
               <w:rPr>
                 <w:rStyle w:val="VerbatimChar"/>
               </w:rPr>
-              <w:t xml:space="preserve">test_tc11_order_overview_calculations</w:t>
-            </w:r>
-          </w:p>
-        </w:tc>
-        <w:tc>
-          <w:tcPr/>
-          <w:p>
-            <w:pPr>
-              <w:pStyle w:val="Compact"/>
-              <w:jc w:val="left"/>
-            </w:pPr>
-            <w:r>
+              <w:t xml:space="preserve">test_checkout.py: test_tc11_order_overview_calculations</w:t>
+            </w:r>
+          </w:p>
+        </w:tc>
+        <w:tc>
+          <w:tcPr/>
+          <w:p>
+            <w:pPr>
+              <w:pStyle w:val="Compact"/>
+              <w:jc w:val="left"/>
+            </w:pPr>
+            <w:r>
+              <w:rPr>
+                <w:b/>
+                <w:bCs/>
+              </w:rPr>
               <w:t xml:space="preserve">PASSED</w:t>
             </w:r>
           </w:p>
@@ -3425,6 +4090,10 @@
               <w:jc w:val="left"/>
             </w:pPr>
             <w:r>
+              <w:rPr>
+                <w:b/>
+                <w:bCs/>
+              </w:rPr>
               <w:t xml:space="preserve">TC-12</w:t>
             </w:r>
           </w:p>
@@ -3464,18 +4133,22 @@
               <w:rPr>
                 <w:rStyle w:val="VerbatimChar"/>
               </w:rPr>
-              <w:t xml:space="preserve">test_tc12_finish_order_confirmation</w:t>
-            </w:r>
-          </w:p>
-        </w:tc>
-        <w:tc>
-          <w:tcPr/>
-          <w:p>
-            <w:pPr>
-              <w:pStyle w:val="Compact"/>
-              <w:jc w:val="left"/>
-            </w:pPr>
-            <w:r>
+              <w:t xml:space="preserve">test_checkout.py: test_tc12_finish_order_confirmation</w:t>
+            </w:r>
+          </w:p>
+        </w:tc>
+        <w:tc>
+          <w:tcPr/>
+          <w:p>
+            <w:pPr>
+              <w:pStyle w:val="Compact"/>
+              <w:jc w:val="left"/>
+            </w:pPr>
+            <w:r>
+              <w:rPr>
+                <w:b/>
+                <w:bCs/>
+              </w:rPr>
               <w:t xml:space="preserve">PASSED</w:t>
             </w:r>
           </w:p>
@@ -3526,6 +4199,10 @@
               <w:jc w:val="left"/>
             </w:pPr>
             <w:r>
+              <w:rPr>
+                <w:b/>
+                <w:bCs/>
+              </w:rPr>
               <w:t xml:space="preserve">TC-13</w:t>
             </w:r>
           </w:p>
@@ -3565,18 +4242,22 @@
               <w:rPr>
                 <w:rStyle w:val="VerbatimChar"/>
               </w:rPr>
-              <w:t xml:space="preserve">test_tc13_cancel_checkout_redirection</w:t>
-            </w:r>
-          </w:p>
-        </w:tc>
-        <w:tc>
-          <w:tcPr/>
-          <w:p>
-            <w:pPr>
-              <w:pStyle w:val="Compact"/>
-              <w:jc w:val="left"/>
-            </w:pPr>
-            <w:r>
+              <w:t xml:space="preserve">test_checkout.py: test_tc13_cancel_checkout_redirection</w:t>
+            </w:r>
+          </w:p>
+        </w:tc>
+        <w:tc>
+          <w:tcPr/>
+          <w:p>
+            <w:pPr>
+              <w:pStyle w:val="Compact"/>
+              <w:jc w:val="left"/>
+            </w:pPr>
+            <w:r>
+              <w:rPr>
+                <w:b/>
+                <w:bCs/>
+              </w:rPr>
               <w:t xml:space="preserve">PASSED</w:t>
             </w:r>
           </w:p>
@@ -3615,6 +4296,10 @@
               <w:jc w:val="left"/>
             </w:pPr>
             <w:r>
+              <w:rPr>
+                <w:b/>
+                <w:bCs/>
+              </w:rPr>
               <w:t xml:space="preserve">TC-14</w:t>
             </w:r>
           </w:p>
@@ -3654,18 +4339,22 @@
               <w:rPr>
                 <w:rStyle w:val="VerbatimChar"/>
               </w:rPr>
-              <w:t xml:space="preserve">test_tc14_secure_logout</w:t>
-            </w:r>
-          </w:p>
-        </w:tc>
-        <w:tc>
-          <w:tcPr/>
-          <w:p>
-            <w:pPr>
-              <w:pStyle w:val="Compact"/>
-              <w:jc w:val="left"/>
-            </w:pPr>
-            <w:r>
+              <w:t xml:space="preserve">test_authentication.py: test_tc14_secure_logout</w:t>
+            </w:r>
+          </w:p>
+        </w:tc>
+        <w:tc>
+          <w:tcPr/>
+          <w:p>
+            <w:pPr>
+              <w:pStyle w:val="Compact"/>
+              <w:jc w:val="left"/>
+            </w:pPr>
+            <w:r>
+              <w:rPr>
+                <w:b/>
+                <w:bCs/>
+              </w:rPr>
               <w:t xml:space="preserve">PASSED</w:t>
             </w:r>
           </w:p>
@@ -3704,6 +4393,10 @@
               <w:jc w:val="left"/>
             </w:pPr>
             <w:r>
+              <w:rPr>
+                <w:b/>
+                <w:bCs/>
+              </w:rPr>
               <w:t xml:space="preserve">E2E</w:t>
             </w:r>
           </w:p>
@@ -3743,18 +4436,22 @@
               <w:rPr>
                 <w:rStyle w:val="VerbatimChar"/>
               </w:rPr>
-              <w:t xml:space="preserve">test_complete_e2e_shopping_workflow</w:t>
-            </w:r>
-          </w:p>
-        </w:tc>
-        <w:tc>
-          <w:tcPr/>
-          <w:p>
-            <w:pPr>
-              <w:pStyle w:val="Compact"/>
-              <w:jc w:val="left"/>
-            </w:pPr>
-            <w:r>
+              <w:t xml:space="preserve">test_e2e_workflow.py: test_complete_e2e_shopping_workflow</w:t>
+            </w:r>
+          </w:p>
+        </w:tc>
+        <w:tc>
+          <w:tcPr/>
+          <w:p>
+            <w:pPr>
+              <w:pStyle w:val="Compact"/>
+              <w:jc w:val="left"/>
+            </w:pPr>
+            <w:r>
+              <w:rPr>
+                <w:b/>
+                <w:bCs/>
+              </w:rPr>
               <w:t xml:space="preserve">PASSED</w:t>
             </w:r>
           </w:p>
@@ -3838,6 +4535,10 @@
         </w:numPr>
       </w:pPr>
       <w:r>
+        <w:rPr>
+          <w:b/>
+          <w:bCs/>
+        </w:rPr>
         <w:t xml:space="preserve">Declarative Multi-Stage Pipeline:</w:t>
       </w:r>
     </w:p>
@@ -4025,7 +4726,17 @@
         </w:numPr>
       </w:pPr>
       <w:r>
-        <w:t xml:space="preserve">Automated Trigger: Runs automatically on every</w:t>
+        <w:rPr>
+          <w:b/>
+          <w:bCs/>
+        </w:rPr>
+        <w:t xml:space="preserve">Automated Trigger:</w:t>
+      </w:r>
+      <w:r>
+        <w:t xml:space="preserve"> </w:t>
+      </w:r>
+      <w:r>
+        <w:t xml:space="preserve">Runs automatically on every</w:t>
       </w:r>
       <w:r>
         <w:t xml:space="preserve"> </w:t>
@@ -4091,7 +4802,17 @@
         </w:numPr>
       </w:pPr>
       <w:r>
-        <w:t xml:space="preserve">Matrix Build: Tested across Python 3.11 with Google Chrome in headless mode.</w:t>
+        <w:rPr>
+          <w:b/>
+          <w:bCs/>
+        </w:rPr>
+        <w:t xml:space="preserve">Matrix Build:</w:t>
+      </w:r>
+      <w:r>
+        <w:t xml:space="preserve"> </w:t>
+      </w:r>
+      <w:r>
+        <w:t xml:space="preserve">Tested across Python 3.11 with Google Chrome in headless mode.</w:t>
       </w:r>
     </w:p>
     <w:p>
@@ -4103,7 +4824,17 @@
         </w:numPr>
       </w:pPr>
       <w:r>
-        <w:t xml:space="preserve">Artifact Upload: Automatically uploads HTML test reports and failure screenshots as GitHub workflow run artifacts.</w:t>
+        <w:rPr>
+          <w:b/>
+          <w:bCs/>
+        </w:rPr>
+        <w:t xml:space="preserve">Artifact Upload:</w:t>
+      </w:r>
+      <w:r>
+        <w:t xml:space="preserve"> </w:t>
+      </w:r>
+      <w:r>
+        <w:t xml:space="preserve">Automatically uploads HTML test reports and failure screenshots as GitHub workflow run artifacts.</w:t>
       </w:r>
     </w:p>
     <w:p>
@@ -4199,6 +4930,10 @@
               <w:jc w:val="left"/>
             </w:pPr>
             <w:r>
+              <w:rPr>
+                <w:b/>
+                <w:bCs/>
+              </w:rPr>
               <w:t xml:space="preserve">Total Test Duration</w:t>
             </w:r>
           </w:p>
@@ -4249,6 +4984,10 @@
               <w:jc w:val="left"/>
             </w:pPr>
             <w:r>
+              <w:rPr>
+                <w:b/>
+                <w:bCs/>
+              </w:rPr>
               <w:t xml:space="preserve">Human Labor Cost</w:t>
             </w:r>
           </w:p>
@@ -4299,6 +5038,10 @@
               <w:jc w:val="left"/>
             </w:pPr>
             <w:r>
+              <w:rPr>
+                <w:b/>
+                <w:bCs/>
+              </w:rPr>
               <w:t xml:space="preserve">Execution Consistency</w:t>
             </w:r>
           </w:p>
@@ -4349,6 +5092,10 @@
               <w:jc w:val="left"/>
             </w:pPr>
             <w:r>
+              <w:rPr>
+                <w:b/>
+                <w:bCs/>
+              </w:rPr>
               <w:t xml:space="preserve">Defect Reproducibility</w:t>
             </w:r>
           </w:p>
@@ -4399,6 +5146,10 @@
               <w:jc w:val="left"/>
             </w:pPr>
             <w:r>
+              <w:rPr>
+                <w:b/>
+                <w:bCs/>
+              </w:rPr>
               <w:t xml:space="preserve">Report Generation</w:t>
             </w:r>
           </w:p>
@@ -4476,7 +5227,17 @@
         </w:numPr>
       </w:pPr>
       <w:r>
-        <w:t xml:space="preserve">Description: In Phase 2, testers discovered that navigating to</w:t>
+        <w:rPr>
+          <w:b/>
+          <w:bCs/>
+        </w:rPr>
+        <w:t xml:space="preserve">Description:</w:t>
+      </w:r>
+      <w:r>
+        <w:t xml:space="preserve"> </w:t>
+      </w:r>
+      <w:r>
+        <w:t xml:space="preserve">In Phase 2, testers discovered that navigating to</w:t>
       </w:r>
       <w:r>
         <w:t xml:space="preserve"> </w:t>
@@ -4518,16 +5279,26 @@
         </w:numPr>
       </w:pPr>
       <w:r>
-        <w:t xml:space="preserve">Automated Handling: Automated test scripts in</w:t>
-      </w:r>
-      <w:r>
-        <w:t xml:space="preserve"> </w:t>
-      </w:r>
-      <w:r>
-        <w:rPr>
-          <w:rStyle w:val="VerbatimChar"/>
-        </w:rPr>
-        <w:t xml:space="preserve">test_cart.py</w:t>
+        <w:rPr>
+          <w:b/>
+          <w:bCs/>
+        </w:rPr>
+        <w:t xml:space="preserve">Automated Handling:</w:t>
+      </w:r>
+      <w:r>
+        <w:t xml:space="preserve"> </w:t>
+      </w:r>
+      <w:r>
+        <w:t xml:space="preserve">Automated test scripts in</w:t>
+      </w:r>
+      <w:r>
+        <w:t xml:space="preserve"> </w:t>
+      </w:r>
+      <w:r>
+        <w:rPr>
+          <w:rStyle w:val="VerbatimChar"/>
+        </w:rPr>
+        <w:t xml:space="preserve">automation_selenium/tests/test_cart.py</w:t>
       </w:r>
       <w:r>
         <w:t xml:space="preserve"> </w:t>
@@ -4542,13 +5313,13 @@
         <w:rPr>
           <w:rStyle w:val="VerbatimChar"/>
         </w:rPr>
-        <w:t xml:space="preserve">test_checkout.py</w:t>
-      </w:r>
-      <w:r>
-        <w:t xml:space="preserve"> </w:t>
-      </w:r>
-      <w:r>
-        <w:t xml:space="preserve">were designed to assert cart state constraints (</w:t>
+        <w:t xml:space="preserve">automation_selenium/tests/test_checkout.py</w:t>
+      </w:r>
+      <w:r>
+        <w:t xml:space="preserve"> </w:t>
+      </w:r>
+      <w:r>
+        <w:t xml:space="preserve">assert cart state constraints (</w:t>
       </w:r>
       <w:r>
         <w:rPr>
@@ -4569,7 +5340,17 @@
         </w:numPr>
       </w:pPr>
       <w:r>
-        <w:t xml:space="preserve">Development Recommendation: Disable the</w:t>
+        <w:rPr>
+          <w:b/>
+          <w:bCs/>
+        </w:rPr>
+        <w:t xml:space="preserve">Development Recommendation:</w:t>
+      </w:r>
+      <w:r>
+        <w:t xml:space="preserve"> </w:t>
+      </w:r>
+      <w:r>
+        <w:t xml:space="preserve">Disable the</w:t>
       </w:r>
       <w:r>
         <w:t xml:space="preserve"> </w:t>
@@ -4621,7 +5402,17 @@
         </w:numPr>
       </w:pPr>
       <w:r>
-        <w:t xml:space="preserve">Description: In Phase 2, checkout customer information fields accepted single-character inputs (</w:t>
+        <w:rPr>
+          <w:b/>
+          <w:bCs/>
+        </w:rPr>
+        <w:t xml:space="preserve">Description:</w:t>
+      </w:r>
+      <w:r>
+        <w:t xml:space="preserve"> </w:t>
+      </w:r>
+      <w:r>
+        <w:t xml:space="preserve">In Phase 2, checkout customer information fields accepted single-character inputs (</w:t>
       </w:r>
       <w:r>
         <w:rPr>
@@ -4666,16 +5457,26 @@
         </w:numPr>
       </w:pPr>
       <w:r>
-        <w:t xml:space="preserve">Automated Handling: Parameterized automated test cases in</w:t>
-      </w:r>
-      <w:r>
-        <w:t xml:space="preserve"> </w:t>
-      </w:r>
-      <w:r>
-        <w:rPr>
-          <w:rStyle w:val="VerbatimChar"/>
-        </w:rPr>
-        <w:t xml:space="preserve">test_checkout.py</w:t>
+        <w:rPr>
+          <w:b/>
+          <w:bCs/>
+        </w:rPr>
+        <w:t xml:space="preserve">Automated Handling:</w:t>
+      </w:r>
+      <w:r>
+        <w:t xml:space="preserve"> </w:t>
+      </w:r>
+      <w:r>
+        <w:t xml:space="preserve">Parameterized automated test cases in</w:t>
+      </w:r>
+      <w:r>
+        <w:t xml:space="preserve"> </w:t>
+      </w:r>
+      <w:r>
+        <w:rPr>
+          <w:rStyle w:val="VerbatimChar"/>
+        </w:rPr>
+        <w:t xml:space="preserve">automation_selenium/tests/test_checkout.py</w:t>
       </w:r>
       <w:r>
         <w:t xml:space="preserve"> </w:t>
@@ -4702,7 +5503,17 @@
         </w:numPr>
       </w:pPr>
       <w:r>
-        <w:t xml:space="preserve">Development Recommendation: Implement regex format validation on postal codes (e.g., Canadian</w:t>
+        <w:rPr>
+          <w:b/>
+          <w:bCs/>
+        </w:rPr>
+        <w:t xml:space="preserve">Development Recommendation:</w:t>
+      </w:r>
+      <w:r>
+        <w:t xml:space="preserve"> </w:t>
+      </w:r>
+      <w:r>
+        <w:t xml:space="preserve">Implement regex format validation on postal codes (e.g., Canadian</w:t>
       </w:r>
       <w:r>
         <w:t xml:space="preserve"> </w:t>
@@ -4741,13 +5552,13 @@
     </w:p>
     <w:bookmarkEnd w:id="26"/>
     <w:bookmarkEnd w:id="27"/>
-    <w:bookmarkStart w:id="30" w:name="conclusion-future-recommendations"/>
+    <w:bookmarkStart w:id="30" w:name="conclusion-references"/>
     <w:p>
       <w:pPr>
         <w:pStyle w:val="Heading2"/>
       </w:pPr>
       <w:r>
-        <w:t xml:space="preserve">8. Conclusion &amp; Future Recommendations</w:t>
+        <w:t xml:space="preserve">8. Conclusion &amp; References</w:t>
       </w:r>
     </w:p>
     <w:bookmarkStart w:id="28" w:name="project-conclusion"/>
@@ -4764,7 +5575,20 @@
         <w:pStyle w:val="FirstParagraph"/>
       </w:pPr>
       <w:r>
-        <w:t xml:space="preserve">The CST8513 Phase 3 Automation Testing project for SauceDemo has been completed with 100% success. By implementing the Page Object Model (POM) architecture using Selenium WebDriver and Robot Framework, all 14 functional requirements (</w:t>
+        <w:t xml:space="preserve">The CST8513 Phase 3 Automation Testing project for SauceDemo has been completed with</w:t>
+      </w:r>
+      <w:r>
+        <w:t xml:space="preserve"> </w:t>
+      </w:r>
+      <w:r>
+        <w:rPr>
+          <w:b/>
+          <w:bCs/>
+        </w:rPr>
+        <w:t xml:space="preserve">100% success</w:t>
+      </w:r>
+      <w:r>
+        <w:t xml:space="preserve">. By implementing the Page Object Model (POM) architecture using Selenium WebDriver and Robot Framework, all 14 functional requirements (</w:t>
       </w:r>
       <w:r>
         <w:rPr>
@@ -4794,13 +5618,42 @@
         <w:t xml:space="preserve"> </w:t>
       </w:r>
       <w:r>
-        <w:t xml:space="preserve">- 100% test pass rate across all 36 test scenarios.</w:t>
-      </w:r>
-      <w:r>
-        <w:t xml:space="preserve"> </w:t>
-      </w:r>
-      <w:r>
-        <w:t xml:space="preserve">- 89.8% reduction in regression execution time.</w:t>
+        <w:t xml:space="preserve">-</w:t>
+      </w:r>
+      <w:r>
+        <w:t xml:space="preserve"> </w:t>
+      </w:r>
+      <w:r>
+        <w:rPr>
+          <w:b/>
+          <w:bCs/>
+        </w:rPr>
+        <w:t xml:space="preserve">100% test pass rate</w:t>
+      </w:r>
+      <w:r>
+        <w:t xml:space="preserve"> </w:t>
+      </w:r>
+      <w:r>
+        <w:t xml:space="preserve">across all 36 test scenarios.</w:t>
+      </w:r>
+      <w:r>
+        <w:t xml:space="preserve"> </w:t>
+      </w:r>
+      <w:r>
+        <w:t xml:space="preserve">-</w:t>
+      </w:r>
+      <w:r>
+        <w:t xml:space="preserve"> </w:t>
+      </w:r>
+      <w:r>
+        <w:rPr>
+          <w:b/>
+          <w:bCs/>
+        </w:rPr>
+        <w:t xml:space="preserve">89.8% reduction in regression execution time</w:t>
+      </w:r>
+      <w:r>
+        <w:t xml:space="preserve">.</w:t>
       </w:r>
       <w:r>
         <w:t xml:space="preserve"> </w:t>
@@ -4810,13 +5663,13 @@
       </w:r>
     </w:p>
     <w:bookmarkEnd w:id="28"/>
-    <w:bookmarkStart w:id="29" w:name="future-recommendations"/>
+    <w:bookmarkStart w:id="29" w:name="technical-references-artifacts"/>
     <w:p>
       <w:pPr>
         <w:pStyle w:val="Heading3"/>
       </w:pPr>
       <w:r>
-        <w:t xml:space="preserve">8.2 Future Recommendations</w:t>
+        <w:t xml:space="preserve">8.2 Technical References &amp; Artifacts</w:t>
       </w:r>
     </w:p>
     <w:p>
@@ -4828,7 +5681,17 @@
         </w:numPr>
       </w:pPr>
       <w:r>
-        <w:t xml:space="preserve">Cross-Browser Testing: Expand test matrix execution across Mozilla Firefox, Microsoft Edge, and Apple Safari using Selenium Grid / Docker containers.</w:t>
+        <w:rPr>
+          <w:b/>
+          <w:bCs/>
+        </w:rPr>
+        <w:t xml:space="preserve">Course Syllabus &amp; Instructions:</w:t>
+      </w:r>
+      <w:r>
+        <w:t xml:space="preserve"> </w:t>
+      </w:r>
+      <w:r>
+        <w:t xml:space="preserve">CST8513 Assignment III Specifications, Prof. Sharmista Datta, Algonquin College.</w:t>
       </w:r>
     </w:p>
     <w:p>
@@ -4840,7 +5703,17 @@
         </w:numPr>
       </w:pPr>
       <w:r>
-        <w:t xml:space="preserve">Performance Testing: Complement functional automation with load and response-time testing using Locust or Apache JMeter.</w:t>
+        <w:rPr>
+          <w:b/>
+          <w:bCs/>
+        </w:rPr>
+        <w:t xml:space="preserve">Phase 1 Project Proposal:</w:t>
+      </w:r>
+      <w:r>
+        <w:t xml:space="preserve"> </w:t>
+      </w:r>
+      <w:r>
+        <w:t xml:space="preserve">CST8513 Project 1 Requirements Analysis, Devangbhai Pandit &amp; Meet Ahalpara.</w:t>
       </w:r>
     </w:p>
     <w:p>
@@ -4852,7 +5725,105 @@
         </w:numPr>
       </w:pPr>
       <w:r>
-        <w:t xml:space="preserve">Accessibility Testing: Integrate automated accessibility audits (e.g., Axe-Core / Pa11y) to verify WCAG 2.1 compliance across all pages.</w:t>
+        <w:rPr>
+          <w:b/>
+          <w:bCs/>
+        </w:rPr>
+        <w:t xml:space="preserve">Phase 2 Test Cases &amp; Defect Report:</w:t>
+      </w:r>
+      <w:r>
+        <w:t xml:space="preserve"> </w:t>
+      </w:r>
+      <w:r>
+        <w:t xml:space="preserve">CST8513 Project 2 Test Cases &amp; Defects Report, Devangbhai Pandit &amp; Meet Ahalpara.</w:t>
+      </w:r>
+    </w:p>
+    <w:p>
+      <w:pPr>
+        <w:pStyle w:val="Compact"/>
+        <w:numPr>
+          <w:ilvl w:val="0"/>
+          <w:numId w:val="1011"/>
+        </w:numPr>
+      </w:pPr>
+      <w:r>
+        <w:rPr>
+          <w:b/>
+          <w:bCs/>
+        </w:rPr>
+        <w:t xml:space="preserve">Selenium WebDriver Python Documentation:</w:t>
+      </w:r>
+      <w:r>
+        <w:t xml:space="preserve"> </w:t>
+      </w:r>
+      <w:r>
+        <w:t xml:space="preserve">https://www.selenium.dev/documentation/webdriver/</w:t>
+      </w:r>
+    </w:p>
+    <w:p>
+      <w:pPr>
+        <w:pStyle w:val="Compact"/>
+        <w:numPr>
+          <w:ilvl w:val="0"/>
+          <w:numId w:val="1011"/>
+        </w:numPr>
+      </w:pPr>
+      <w:r>
+        <w:rPr>
+          <w:b/>
+          <w:bCs/>
+        </w:rPr>
+        <w:t xml:space="preserve">Pytest Framework Documentation:</w:t>
+      </w:r>
+      <w:r>
+        <w:t xml:space="preserve"> </w:t>
+      </w:r>
+      <w:r>
+        <w:t xml:space="preserve">https://docs.pytest.org/</w:t>
+      </w:r>
+    </w:p>
+    <w:p>
+      <w:pPr>
+        <w:pStyle w:val="Compact"/>
+        <w:numPr>
+          <w:ilvl w:val="0"/>
+          <w:numId w:val="1011"/>
+        </w:numPr>
+      </w:pPr>
+      <w:r>
+        <w:rPr>
+          <w:b/>
+          <w:bCs/>
+        </w:rPr>
+        <w:t xml:space="preserve">Robot Framework Documentation:</w:t>
+      </w:r>
+      <w:r>
+        <w:t xml:space="preserve"> </w:t>
+      </w:r>
+      <w:r>
+        <w:t xml:space="preserve">https://robotframework.org/</w:t>
+      </w:r>
+    </w:p>
+    <w:p>
+      <w:pPr>
+        <w:pStyle w:val="Compact"/>
+        <w:numPr>
+          <w:ilvl w:val="0"/>
+          <w:numId w:val="1011"/>
+        </w:numPr>
+      </w:pPr>
+      <w:r>
+        <w:rPr>
+          <w:b/>
+          <w:bCs/>
+        </w:rPr>
+        <w:t xml:space="preserve">Project GitHub Source Repository:</w:t>
+      </w:r>
+      <w:r>
+        <w:t xml:space="preserve"> </w:t>
+      </w:r>
+      <w:r>
+        <w:t xml:space="preserve">https://github.com/MeetAhalpara/QA-Test-Automation</w:t>
       </w:r>
     </w:p>
     <w:p>
@@ -4862,180 +5833,31 @@
         </w:pict>
       </w:r>
     </w:p>
+    <w:p>
+      <w:pPr>
+        <w:pStyle w:val="FirstParagraph"/>
+      </w:pPr>
+      <w:r>
+        <w:rPr>
+          <w:i/>
+          <w:iCs/>
+        </w:rPr>
+        <w:t xml:space="preserve">Report Prepared by: Devangbhai Pandit &amp; Meet Ahalpara</w:t>
+      </w:r>
+      <w:r>
+        <w:br/>
+      </w:r>
+      <w:r>
+        <w:rPr>
+          <w:i/>
+          <w:iCs/>
+        </w:rPr>
+        <w:t xml:space="preserve">Course: CST8513 - Quality Assurance and Testing | Algonquin College</w:t>
+      </w:r>
+    </w:p>
     <w:bookmarkEnd w:id="29"/>
     <w:bookmarkEnd w:id="30"/>
-    <w:bookmarkStart w:id="31" w:name="references-technical-documentation"/>
-    <w:p>
-      <w:pPr>
-        <w:pStyle w:val="Heading2"/>
-      </w:pPr>
-      <w:r>
-        <w:t xml:space="preserve">9. References &amp; Technical Documentation</w:t>
-      </w:r>
-    </w:p>
-    <w:p>
-      <w:pPr>
-        <w:pStyle w:val="Compact"/>
-        <w:numPr>
-          <w:ilvl w:val="0"/>
-          <w:numId w:val="1012"/>
-        </w:numPr>
-      </w:pPr>
-      <w:r>
-        <w:rPr>
-          <w:b/>
-          <w:bCs/>
-        </w:rPr>
-        <w:t xml:space="preserve">Selenium WebDriver Python Documentation:</w:t>
-      </w:r>
-      <w:r>
-        <w:t xml:space="preserve"> </w:t>
-      </w:r>
-      <w:r>
-        <w:t xml:space="preserve">https://www.selenium.dev/documentation/webdriver/</w:t>
-      </w:r>
-    </w:p>
-    <w:p>
-      <w:pPr>
-        <w:pStyle w:val="Compact"/>
-        <w:numPr>
-          <w:ilvl w:val="0"/>
-          <w:numId w:val="1012"/>
-        </w:numPr>
-      </w:pPr>
-      <w:r>
-        <w:rPr>
-          <w:b/>
-          <w:bCs/>
-        </w:rPr>
-        <w:t xml:space="preserve">Page Object Model Design Pattern:</w:t>
-      </w:r>
-      <w:r>
-        <w:t xml:space="preserve"> </w:t>
-      </w:r>
-      <w:r>
-        <w:t xml:space="preserve">https://www.selenium.dev/documentation/test_practices/encouraged/page_object_models/</w:t>
-      </w:r>
-    </w:p>
-    <w:p>
-      <w:pPr>
-        <w:pStyle w:val="Compact"/>
-        <w:numPr>
-          <w:ilvl w:val="0"/>
-          <w:numId w:val="1012"/>
-        </w:numPr>
-      </w:pPr>
-      <w:r>
-        <w:rPr>
-          <w:b/>
-          <w:bCs/>
-        </w:rPr>
-        <w:t xml:space="preserve">Pytest Full Documentation:</w:t>
-      </w:r>
-      <w:r>
-        <w:t xml:space="preserve"> </w:t>
-      </w:r>
-      <w:r>
-        <w:t xml:space="preserve">https://docs.pytest.org/</w:t>
-      </w:r>
-    </w:p>
-    <w:p>
-      <w:pPr>
-        <w:pStyle w:val="Compact"/>
-        <w:numPr>
-          <w:ilvl w:val="0"/>
-          <w:numId w:val="1012"/>
-        </w:numPr>
-      </w:pPr>
-      <w:r>
-        <w:rPr>
-          <w:b/>
-          <w:bCs/>
-        </w:rPr>
-        <w:t xml:space="preserve">Robot Framework Documentation:</w:t>
-      </w:r>
-      <w:r>
-        <w:t xml:space="preserve"> </w:t>
-      </w:r>
-      <w:r>
-        <w:t xml:space="preserve">https://robotframework.org/</w:t>
-      </w:r>
-    </w:p>
-    <w:p>
-      <w:pPr>
-        <w:pStyle w:val="Compact"/>
-        <w:numPr>
-          <w:ilvl w:val="0"/>
-          <w:numId w:val="1012"/>
-        </w:numPr>
-      </w:pPr>
-      <w:r>
-        <w:rPr>
-          <w:b/>
-          <w:bCs/>
-        </w:rPr>
-        <w:t xml:space="preserve">SauceDemo E-Commerce Web Application:</w:t>
-      </w:r>
-      <w:r>
-        <w:t xml:space="preserve"> </w:t>
-      </w:r>
-      <w:r>
-        <w:t xml:space="preserve">https://www.saucedemo.com/</w:t>
-      </w:r>
-    </w:p>
-    <w:p>
-      <w:pPr>
-        <w:pStyle w:val="Compact"/>
-        <w:numPr>
-          <w:ilvl w:val="0"/>
-          <w:numId w:val="1012"/>
-        </w:numPr>
-      </w:pPr>
-      <w:r>
-        <w:rPr>
-          <w:b/>
-          <w:bCs/>
-        </w:rPr>
-        <w:t xml:space="preserve">Algonquin College CST8513 Course Material:</w:t>
-      </w:r>
-      <w:r>
-        <w:t xml:space="preserve"> </w:t>
-      </w:r>
-      <w:r>
-        <w:t xml:space="preserve">Quality Assurance and Testing Syllabus &amp; Assignment III Guidelines.</w:t>
-      </w:r>
-    </w:p>
-    <w:p>
-      <w:r>
-        <w:pict>
-          <v:rect style="width:0;height:1.5pt" o:hralign="center" o:hrstd="t" o:hr="t"/>
-        </w:pict>
-      </w:r>
-    </w:p>
-    <w:p>
-      <w:pPr>
-        <w:pStyle w:val="FirstParagraph"/>
-      </w:pPr>
-      <w:r>
-        <w:rPr>
-          <w:i/>
-          <w:iCs/>
-        </w:rPr>
-        <w:t xml:space="preserve">Report Prepared by: Devangbhai Pandit &amp; Meet Ahalpara</w:t>
-      </w:r>
-      <w:r>
-        <w:br/>
-      </w:r>
-      <w:r>
-        <w:rPr>
-          <w:i/>
-          <w:iCs/>
-        </w:rPr>
-        <w:t xml:space="preserve">Course: CST8513 - Quality Assurance and Testing | Algonquin College</w:t>
-      </w:r>
-    </w:p>
     <w:bookmarkEnd w:id="31"/>
-    <w:bookmarkEnd w:id="32"/>
     <w:sectPr>
       <w:footnotePr>
         <w:numRestart w:val="eachSect"/>
@@ -5422,36 +6244,6 @@
     <w:abstractNumId w:val="991"/>
   </w:num>
   <w:num w:numId="1011">
-    <w:abstractNumId w:val="99411"/>
-    <w:lvlOverride w:ilvl="0">
-      <w:startOverride w:val="1"/>
-    </w:lvlOverride>
-    <w:lvlOverride w:ilvl="1">
-      <w:startOverride w:val="1"/>
-    </w:lvlOverride>
-    <w:lvlOverride w:ilvl="2">
-      <w:startOverride w:val="1"/>
-    </w:lvlOverride>
-    <w:lvlOverride w:ilvl="3">
-      <w:startOverride w:val="1"/>
-    </w:lvlOverride>
-    <w:lvlOverride w:ilvl="4">
-      <w:startOverride w:val="1"/>
-    </w:lvlOverride>
-    <w:lvlOverride w:ilvl="5">
-      <w:startOverride w:val="1"/>
-    </w:lvlOverride>
-    <w:lvlOverride w:ilvl="6">
-      <w:startOverride w:val="1"/>
-    </w:lvlOverride>
-    <w:lvlOverride w:ilvl="7">
-      <w:startOverride w:val="1"/>
-    </w:lvlOverride>
-    <w:lvlOverride w:ilvl="8">
-      <w:startOverride w:val="1"/>
-    </w:lvlOverride>
-  </w:num>
-  <w:num w:numId="1012">
     <w:abstractNumId w:val="99411"/>
     <w:lvlOverride w:ilvl="0">
       <w:startOverride w:val="1"/>
